--- a/paper/siting_atlas_ieee.docx
+++ b/paper/siting_atlas_ieee.docx
@@ -200,7 +200,7 @@
           <w:i/>
           <w:sz w:val="18"/>
         </w:rPr>
-        <w:t xml:space="preserve"> (9 of 14 above 1.3 are interior), with the 0.6–1.3 band empty. Third, a parcel-level cost model — a Daganzo-style continuous approximation over a solved 334-depot p-median network, 2,333 ZIP-code areas, median 1.0830 per parcel — which does work, and which shows that the cheapest places to serve are systematically not where facilities get built: of 43 pilot facilities, </w:t>
+        <w:t xml:space="preserve"> (9 of 14 above 1.3 are interior), with the 0.6–1.3 band empty. Third, a parcel-level cost model — a Daganzo-style continuous approximation whose depot layer is the operator's </w:t>
       </w:r>
       <w:r>
         <w:rPr>
@@ -209,7 +209,7 @@
           <w:i/>
           <w:sz w:val="18"/>
         </w:rPr>
-        <w:t>zero</w:t>
+        <w:t>501 address-geocoded delivery stations</w:t>
       </w:r>
       <w:r>
         <w:rPr>
@@ -218,7 +218,25 @@
           <w:i/>
           <w:sz w:val="18"/>
         </w:rPr>
-        <w:t xml:space="preserve"> sit in the cheapest decile of their own metropolitan area. We also release a recovered dataset of 1,904 facilities, 1,420 with opening years, OCR'd from an industry document whose tables are images and validated three ways. The contribution is methodological as much as empirical: pre-registration is rare in applied siting work, and a registered null is a usable result.</w:t>
+        <w:t xml:space="preserve"> rather than a solved network, covering 8,037 ZIP-code areas and 57.8% of US households, median 1.1389 per parcel — which does work, and which prices the difference between real and optimal siting: substituting the observed buildings for a 334-depot p-median raises the median </w:t>
+      </w:r>
+      <w:r>
+        <w:rPr>
+          <w:rFonts w:ascii="Times New Roman" w:hAnsi="Times New Roman" w:eastAsia="Times New Roman"/>
+          <w:b/>
+          <w:i/>
+          <w:sz w:val="18"/>
+        </w:rPr>
+        <w:t>5.2%</w:t>
+      </w:r>
+      <w:r>
+        <w:rPr>
+          <w:rFonts w:ascii="Times New Roman" w:hAnsi="Times New Roman" w:eastAsia="Times New Roman"/>
+          <w:b/>
+          <w:i/>
+          <w:sz w:val="18"/>
+        </w:rPr>
+        <w:t xml:space="preserve"> and more than doubles median line haul, from 4.02 to 9.09 miles. Because cost falls as 1/√(δ), the cheapest places to serve are the densest and the densest are where a warehouse cannot be built — feasibility binds before economics, which is also why a raw warehouse count out-predicts every covariate we fitted. We also release a recovered dataset of 1,904 facilities, 1,420 with opening years, OCR'd from an industry document whose tables are images and validated three ways. The contribution is methodological as much as empirical: pre-registration is rare in applied siting work, and a registered null is a usable result.</w:t>
       </w:r>
     </w:p>
     <w:p>
@@ -502,16 +520,52 @@
           <w:i w:val="0"/>
           <w:sz w:val="20"/>
         </w:rPr>
-        <w:t>A parcel-level cost model that does work</w:t>
-      </w:r>
-      <w:r>
-        <w:rPr>
-          <w:rFonts w:ascii="Times New Roman" w:hAnsi="Times New Roman" w:eastAsia="Times New Roman"/>
-          <w:b w:val="0"/>
-          <w:i w:val="0"/>
-          <w:sz w:val="20"/>
-        </w:rPr>
-        <w:t>, and the finding that feasibility binds before economics: the cheapest ZIP codes to serve are the densest, and the densest are where a warehouse cannot be built.</w:t>
+        <w:t>A parcel-level cost model that does work, on an observed depot layer.</w:t>
+      </w:r>
+      <w:r>
+        <w:rPr>
+          <w:rFonts w:ascii="Times New Roman" w:hAnsi="Times New Roman" w:eastAsia="Times New Roman"/>
+          <w:b w:val="0"/>
+          <w:i w:val="0"/>
+          <w:sz w:val="20"/>
+        </w:rPr>
+        <w:t xml:space="preserve"> The line-haul term is measured to the operator's 501 real address-geocoded delivery stations rather than to a solved network, which both removes the largest unclassified assumption in the model and prices it: </w:t>
+      </w:r>
+      <w:r>
+        <w:rPr>
+          <w:rFonts w:ascii="Times New Roman" w:hAnsi="Times New Roman" w:eastAsia="Times New Roman"/>
+          <w:b/>
+          <w:i w:val="0"/>
+          <w:sz w:val="20"/>
+        </w:rPr>
+        <w:t>+5.2%</w:t>
+      </w:r>
+      <w:r>
+        <w:rPr>
+          <w:rFonts w:ascii="Times New Roman" w:hAnsi="Times New Roman" w:eastAsia="Times New Roman"/>
+          <w:b w:val="0"/>
+          <w:i w:val="0"/>
+          <w:sz w:val="20"/>
+        </w:rPr>
+        <w:t xml:space="preserve"> on the median and </w:t>
+      </w:r>
+      <w:r>
+        <w:rPr>
+          <w:rFonts w:ascii="Times New Roman" w:hAnsi="Times New Roman" w:eastAsia="Times New Roman"/>
+          <w:b/>
+          <w:i w:val="0"/>
+          <w:sz w:val="20"/>
+        </w:rPr>
+        <w:t>× 2.26</w:t>
+      </w:r>
+      <w:r>
+        <w:rPr>
+          <w:rFonts w:ascii="Times New Roman" w:hAnsi="Times New Roman" w:eastAsia="Times New Roman"/>
+          <w:b w:val="0"/>
+          <w:i w:val="0"/>
+          <w:sz w:val="20"/>
+        </w:rPr>
+        <w:t xml:space="preserve"> on median line haul. The accompanying finding is that feasibility binds before economics — the cheapest ZIP codes to serve are the densest, and the densest are where a warehouse cannot be built.</w:t>
       </w:r>
     </w:p>
     <w:p>
@@ -644,7 +698,25 @@
           <w:i w:val="0"/>
           <w:sz w:val="20"/>
         </w:rPr>
-        <w:t xml:space="preserve"> The depot layer solves a p-median problem over candidate nodes. Hakimi's result that an absolute median of a graph always lies at a vertex [1] is what makes a discrete candidate set legitimate; Klose and Drexl [2] survey the model family and its capacitated and multi-stage variants.</w:t>
+        <w:t xml:space="preserve"> An earlier version of the depot layer solved a p-median problem over candidate nodes; Hakimi's result that an absolute median of a graph always lies at a vertex [1] is what made a discrete candidate set legitimate, and Klose and Drexl [2] survey the model family and its capacitated and multi-stage variants. That solve is retired from the cost path. The depots are now observed, so the relevant use of this literature here is as a </w:t>
+      </w:r>
+      <w:r>
+        <w:rPr>
+          <w:rFonts w:ascii="Times New Roman" w:hAnsi="Times New Roman" w:eastAsia="Times New Roman"/>
+          <w:b w:val="0"/>
+          <w:i/>
+          <w:sz w:val="20"/>
+        </w:rPr>
+        <w:t>benchmark</w:t>
+      </w:r>
+      <w:r>
+        <w:rPr>
+          <w:rFonts w:ascii="Times New Roman" w:hAnsi="Times New Roman" w:eastAsia="Times New Roman"/>
+          <w:b w:val="0"/>
+          <w:i w:val="0"/>
+          <w:sz w:val="20"/>
+        </w:rPr>
+        <w:t>: the p-median is the distance-minimising placement for a given number of sites, and the gap between it and the operator's realised network is a quantity we report rather than a modelling choice we make.</w:t>
       </w:r>
     </w:p>
     <w:p>
@@ -2708,7 +2780,172 @@
           <w:i w:val="0"/>
           <w:sz w:val="20"/>
         </w:rPr>
-        <w:t>with δ stop density per square mile of land, ρ a circuity factor, L great-circle miles to the nearest solved depot and C stops per tour. Depots are solved as a p-median over ZCTA candidate nodes, p set per metro by daily parcels / 40,000. Cost per stop is then a per-mile term, a per-hour driver term at 22 mph, a flat service time and a vehicle lease share. Five parameter scenarios are run end to end.</w:t>
+        <w:t>with δ stop density per square mile of land, ρ a circuity factor, L great-circle miles to the nearest depot and C stops per tour. Cost per stop is then a per-mile term, a per-hour driver term at 22 mph, a flat service time and a vehicle lease share. Five parameter scenarios are run end to end.</w:t>
+      </w:r>
+    </w:p>
+    <w:p>
+      <w:pPr>
+        <w:spacing w:after="0" w:before="0" w:line="240" w:lineRule="auto"/>
+        <w:ind w:firstLine="288"/>
+        <w:jc w:val="both"/>
+      </w:pPr>
+      <w:r>
+        <w:rPr>
+          <w:rFonts w:ascii="Times New Roman" w:hAnsi="Times New Roman" w:eastAsia="Times New Roman"/>
+          <w:b/>
+          <w:i w:val="0"/>
+          <w:sz w:val="20"/>
+        </w:rPr>
+        <w:t>The depots are observed, not solved.</w:t>
+      </w:r>
+      <w:r>
+        <w:rPr>
+          <w:rFonts w:ascii="Times New Roman" w:hAnsi="Times New Roman" w:eastAsia="Times New Roman"/>
+          <w:b w:val="0"/>
+          <w:i w:val="0"/>
+          <w:sz w:val="20"/>
+        </w:rPr>
+        <w:t xml:space="preserve"> L is measured to the nearest of the operator's </w:t>
+      </w:r>
+      <w:r>
+        <w:rPr>
+          <w:rFonts w:ascii="Times New Roman" w:hAnsi="Times New Roman" w:eastAsia="Times New Roman"/>
+          <w:b/>
+          <w:i w:val="0"/>
+          <w:sz w:val="20"/>
+        </w:rPr>
+        <w:t>501 address-geocoded delivery stations</w:t>
+      </w:r>
+      <w:r>
+        <w:rPr>
+          <w:rFonts w:ascii="Times New Roman" w:hAnsi="Times New Roman" w:eastAsia="Times New Roman"/>
+          <w:b w:val="0"/>
+          <w:i w:val="0"/>
+          <w:sz w:val="20"/>
+        </w:rPr>
+        <w:t xml:space="preserve">. The facility panel holds 693 rows; 192 carry only a ZCTA-centroid fallback coordinate and are excluded, because a centroid depot sits inside its own catchment by construction and drives that ZCTA's line haul to zero — the single most cost-reducing error available in this model. A ZCTA is costed if its internal point lies within a 15-mile great-circle catchment of some station; the catchment radius is the one this project pre-registered for an unrelated analysis, so reusing it spends no new researcher degree of freedom. Great-circle miles decide the catchment; the miles the model </w:t>
+      </w:r>
+      <w:r>
+        <w:rPr>
+          <w:rFonts w:ascii="Times New Roman" w:hAnsi="Times New Roman" w:eastAsia="Times New Roman"/>
+          <w:b w:val="0"/>
+          <w:i/>
+          <w:sz w:val="20"/>
+        </w:rPr>
+        <w:t>charges</w:t>
+      </w:r>
+      <w:r>
+        <w:rPr>
+          <w:rFonts w:ascii="Times New Roman" w:hAnsi="Times New Roman" w:eastAsia="Times New Roman"/>
+          <w:b w:val="0"/>
+          <w:i w:val="0"/>
+          <w:sz w:val="20"/>
+        </w:rPr>
+        <w:t xml:space="preserve"> pass through ρ exactly as the local term does.</w:t>
+      </w:r>
+    </w:p>
+    <w:p>
+      <w:pPr>
+        <w:spacing w:after="0" w:before="0" w:line="240" w:lineRule="auto"/>
+        <w:ind w:firstLine="288"/>
+        <w:jc w:val="both"/>
+      </w:pPr>
+      <w:r>
+        <w:rPr>
+          <w:rFonts w:ascii="Times New Roman" w:hAnsi="Times New Roman" w:eastAsia="Times New Roman"/>
+          <w:b w:val="0"/>
+          <w:i w:val="0"/>
+          <w:sz w:val="20"/>
+        </w:rPr>
+        <w:t xml:space="preserve">The catchment is a trade of coverage against the regime the approximation is valid in, and it is </w:t>
+      </w:r>
+      <w:r>
+        <w:rPr>
+          <w:rFonts w:ascii="Times New Roman" w:hAnsi="Times New Roman" w:eastAsia="Times New Roman"/>
+          <w:b w:val="0"/>
+          <w:i/>
+          <w:sz w:val="20"/>
+        </w:rPr>
+        <w:t>not</w:t>
+      </w:r>
+      <w:r>
+        <w:rPr>
+          <w:rFonts w:ascii="Times New Roman" w:hAnsi="Times New Roman" w:eastAsia="Times New Roman"/>
+          <w:b w:val="0"/>
+          <w:i w:val="0"/>
+          <w:sz w:val="20"/>
+        </w:rPr>
+        <w:t xml:space="preserve"> chosen for density. A sweep from 5 to 45 miles is monotone in both directions: 5 miles gives a median 588 stops/sq. mi but reaches 21.9% of US households; 45 miles reaches 81.6% at 44 stops/sq. mi. </w:t>
+      </w:r>
+      <w:r>
+        <w:rPr>
+          <w:rFonts w:ascii="Times New Roman" w:hAnsi="Times New Roman" w:eastAsia="Times New Roman"/>
+          <w:b/>
+          <w:i w:val="0"/>
+          <w:sz w:val="20"/>
+        </w:rPr>
+        <w:t>No radius is simultaneously denser than the retired pilot (475 stops/sq. mi) and covers a majority of US households.</w:t>
+      </w:r>
+      <w:r>
+        <w:rPr>
+          <w:rFonts w:ascii="Times New Roman" w:hAnsi="Times New Roman" w:eastAsia="Times New Roman"/>
+          <w:b w:val="0"/>
+          <w:i w:val="0"/>
+          <w:sz w:val="20"/>
+        </w:rPr>
+        <w:t xml:space="preserve"> At 15 miles the costed set is </w:t>
+      </w:r>
+      <w:r>
+        <w:rPr>
+          <w:rFonts w:ascii="Times New Roman" w:hAnsi="Times New Roman" w:eastAsia="Times New Roman"/>
+          <w:b w:val="0"/>
+          <w:i/>
+          <w:sz w:val="20"/>
+        </w:rPr>
+        <w:t>sparser</w:t>
+      </w:r>
+      <w:r>
+        <w:rPr>
+          <w:rFonts w:ascii="Times New Roman" w:hAnsi="Times New Roman" w:eastAsia="Times New Roman"/>
+          <w:b w:val="0"/>
+          <w:i w:val="0"/>
+          <w:sz w:val="20"/>
+        </w:rPr>
+        <w:t xml:space="preserve"> than the pilot — 350 against 475 stops/sq. mi, 866 against 1,075 households/sq. mi — and we report the resulting regime violations rather than absorbing them (Section VII).</w:t>
+      </w:r>
+    </w:p>
+    <w:p>
+      <w:pPr>
+        <w:spacing w:after="0" w:before="0" w:line="240" w:lineRule="auto"/>
+        <w:ind w:firstLine="288"/>
+        <w:jc w:val="both"/>
+      </w:pPr>
+      <w:r>
+        <w:rPr>
+          <w:rFonts w:ascii="Times New Roman" w:hAnsi="Times New Roman" w:eastAsia="Times New Roman"/>
+          <w:b w:val="0"/>
+          <w:i w:val="0"/>
+          <w:sz w:val="20"/>
+        </w:rPr>
+        <w:t xml:space="preserve">Three coverage facts travel with every cost figure in this paper. Twenty of the 501 stations contribute no costed ZCTA. Three hundred and sixteen ZCTAs, 0.83% of catchment households, are dropped for carrying no OEWS driver wage and </w:t>
+      </w:r>
+      <w:r>
+        <w:rPr>
+          <w:rFonts w:ascii="Times New Roman" w:hAnsi="Times New Roman" w:eastAsia="Times New Roman"/>
+          <w:b/>
+          <w:i w:val="0"/>
+          <w:sz w:val="20"/>
+        </w:rPr>
+        <w:t>nothing is imputed</w:t>
+      </w:r>
+      <w:r>
+        <w:rPr>
+          <w:rFonts w:ascii="Times New Roman" w:hAnsi="Times New Roman" w:eastAsia="Times New Roman"/>
+          <w:b w:val="0"/>
+          <w:i w:val="0"/>
+          <w:sz w:val="20"/>
+        </w:rPr>
+        <w:t>. Eight of the 501 stations are announced rather than open.</w:t>
       </w:r>
     </w:p>
     <w:p>
@@ -5939,13 +6176,20 @@
     </w:p>
     <w:p>
       <w:pPr>
+        <w:spacing w:after="0" w:before="0" w:line="240" w:lineRule="auto"/>
+        <w:ind w:firstLine="288"/>
+        <w:jc w:val="both"/>
+      </w:pPr>
+    </w:p>
+    <w:p>
+      <w:pPr>
         <w:spacing w:after="0" w:before="120" w:line="240" w:lineRule="auto"/>
         <w:jc w:val="center"/>
       </w:pPr>
       <w:r>
         <w:drawing>
           <wp:inline xmlns:a="http://schemas.openxmlformats.org/drawingml/2006/main" xmlns:pic="http://schemas.openxmlformats.org/drawingml/2006/picture">
-            <wp:extent cx="3108960" cy="2271007"/>
+            <wp:extent cx="3108960" cy="2812447"/>
             <wp:docPr id="4" name="Picture 4"/>
             <wp:cNvGraphicFramePr>
               <a:graphicFrameLocks noChangeAspect="1"/>
@@ -5966,7 +6210,7 @@
                   <pic:spPr>
                     <a:xfrm>
                       <a:off x="0" y="0"/>
-                      <a:ext cx="3108960" cy="2271007"/>
+                      <a:ext cx="3108960" cy="2812447"/>
                     </a:xfrm>
                     <a:prstGeom prst="rect"/>
                   </pic:spPr>
@@ -5998,7 +6242,7 @@
           <w:i w:val="0"/>
           <w:sz w:val="16"/>
         </w:rPr>
-        <w:t xml:space="preserve">Median and interquartile cost to deliver one parcel, by metro, over 2,333 ZIP-code areas (2023 Q4 baseline scenario). Every value is read at build time from </w:t>
+        <w:t xml:space="preserve">Median and interquartile cost to deliver one parcel, by metro (2023 Q4 baseline scenario, observed depot layer). Every value is read at build time from </w:t>
       </w:r>
       <w:r>
         <w:rPr>
@@ -6007,7 +6251,7 @@
           <w:i w:val="0"/>
           <w:sz w:val="16"/>
         </w:rPr>
-        <w:t>outputs/tables/cost_to_serve_2023q4_baseline.parquet</w:t>
+        <w:t>outputs/tables/cost_by_station_2023q4_baseline.parquet</w:t>
       </w:r>
       <w:r>
         <w:rPr>
@@ -6016,7 +6260,7 @@
           <w:i w:val="0"/>
           <w:sz w:val="16"/>
         </w:rPr>
-        <w:t>; nothing in the figure is typed by hand. Dashed line: national median 1.08. Cheapest metro Miami 0.94, dearest Boise 1.43.</w:t>
+        <w:t>; nothing in the figure is typed by hand. The 15 metros drawn are those with at least eight costed stations — 194 of the 481 stations, selected by a threshold rather than a rank because eight metros tie at five stations and a “top n” cut would break that tie arbitrarily. The remaining 159 metros are mostly single-station, where an interquartile bar has no content: the median metro-level IQR across all 174 is 0.00.</w:t>
       </w:r>
     </w:p>
     <w:tbl>
@@ -6065,7 +6309,7 @@
                 <w:i w:val="0"/>
                 <w:sz w:val="15"/>
               </w:rPr>
-              <w:t>1.0830</w:t>
+              <w:t>1.1389</w:t>
             </w:r>
           </w:p>
         </w:tc>
@@ -6105,7 +6349,247 @@
                 <w:i w:val="0"/>
                 <w:sz w:val="15"/>
               </w:rPr>
-              <w:t>0.9778 / 1.4180</w:t>
+              <w:t>1.0008 / 1.3445</w:t>
+            </w:r>
+          </w:p>
+        </w:tc>
+      </w:tr>
+      <w:tr>
+        <w:tc>
+          <w:tcPr>
+            <w:tcW w:type="dxa" w:w="5220"/>
+          </w:tcPr>
+          <w:p>
+            <w:pPr>
+              <w:spacing w:after="0"/>
+            </w:pPr>
+            <w:r>
+              <w:rPr>
+                <w:rFonts w:ascii="Times New Roman" w:hAnsi="Times New Roman" w:eastAsia="Times New Roman"/>
+                <w:b w:val="0"/>
+                <w:i w:val="0"/>
+                <w:sz w:val="15"/>
+              </w:rPr>
+              <w:t>Pooled cost per parcel</w:t>
+            </w:r>
+          </w:p>
+        </w:tc>
+        <w:tc>
+          <w:tcPr>
+            <w:tcW w:type="dxa" w:w="5220"/>
+          </w:tcPr>
+          <w:p>
+            <w:pPr>
+              <w:spacing w:after="0"/>
+            </w:pPr>
+            <w:r>
+              <w:rPr>
+                <w:rFonts w:ascii="Times New Roman" w:hAnsi="Times New Roman" w:eastAsia="Times New Roman"/>
+                <w:b w:val="0"/>
+                <w:i w:val="0"/>
+                <w:sz w:val="15"/>
+              </w:rPr>
+              <w:t>1.1281</w:t>
+            </w:r>
+          </w:p>
+        </w:tc>
+      </w:tr>
+      <w:tr>
+        <w:tc>
+          <w:tcPr>
+            <w:tcW w:type="dxa" w:w="5220"/>
+          </w:tcPr>
+          <w:p>
+            <w:pPr>
+              <w:spacing w:after="0"/>
+            </w:pPr>
+            <w:r>
+              <w:rPr>
+                <w:rFonts w:ascii="Times New Roman" w:hAnsi="Times New Roman" w:eastAsia="Times New Roman"/>
+                <w:b w:val="0"/>
+                <w:i w:val="0"/>
+                <w:sz w:val="15"/>
+              </w:rPr>
+              <w:t>ZCTAs costed</w:t>
+            </w:r>
+          </w:p>
+        </w:tc>
+        <w:tc>
+          <w:tcPr>
+            <w:tcW w:type="dxa" w:w="5220"/>
+          </w:tcPr>
+          <w:p>
+            <w:pPr>
+              <w:spacing w:after="0"/>
+            </w:pPr>
+            <w:r>
+              <w:rPr>
+                <w:rFonts w:ascii="Times New Roman" w:hAnsi="Times New Roman" w:eastAsia="Times New Roman"/>
+                <w:b w:val="0"/>
+                <w:i w:val="0"/>
+                <w:sz w:val="15"/>
+              </w:rPr>
+              <w:t>8,037</w:t>
+            </w:r>
+          </w:p>
+        </w:tc>
+      </w:tr>
+      <w:tr>
+        <w:tc>
+          <w:tcPr>
+            <w:tcW w:type="dxa" w:w="5220"/>
+          </w:tcPr>
+          <w:p>
+            <w:pPr>
+              <w:spacing w:after="0"/>
+            </w:pPr>
+            <w:r>
+              <w:rPr>
+                <w:rFonts w:ascii="Times New Roman" w:hAnsi="Times New Roman" w:eastAsia="Times New Roman"/>
+                <w:b w:val="0"/>
+                <w:i w:val="0"/>
+                <w:sz w:val="15"/>
+              </w:rPr>
+              <w:t>Households covered</w:t>
+            </w:r>
+          </w:p>
+        </w:tc>
+        <w:tc>
+          <w:tcPr>
+            <w:tcW w:type="dxa" w:w="5220"/>
+          </w:tcPr>
+          <w:p>
+            <w:pPr>
+              <w:spacing w:after="0"/>
+            </w:pPr>
+            <w:r>
+              <w:rPr>
+                <w:rFonts w:ascii="Times New Roman" w:hAnsi="Times New Roman" w:eastAsia="Times New Roman"/>
+                <w:b w:val="0"/>
+                <w:i w:val="0"/>
+                <w:sz w:val="15"/>
+              </w:rPr>
+              <w:t>74,399,605 (57.8%)</w:t>
+            </w:r>
+          </w:p>
+        </w:tc>
+      </w:tr>
+      <w:tr>
+        <w:tc>
+          <w:tcPr>
+            <w:tcW w:type="dxa" w:w="5220"/>
+          </w:tcPr>
+          <w:p>
+            <w:pPr>
+              <w:spacing w:after="0"/>
+            </w:pPr>
+            <w:r>
+              <w:rPr>
+                <w:rFonts w:ascii="Times New Roman" w:hAnsi="Times New Roman" w:eastAsia="Times New Roman"/>
+                <w:b w:val="0"/>
+                <w:i w:val="0"/>
+                <w:sz w:val="15"/>
+              </w:rPr>
+              <w:t>Stations (real / with a costed ZCTA)</w:t>
+            </w:r>
+          </w:p>
+        </w:tc>
+        <w:tc>
+          <w:tcPr>
+            <w:tcW w:type="dxa" w:w="5220"/>
+          </w:tcPr>
+          <w:p>
+            <w:pPr>
+              <w:spacing w:after="0"/>
+            </w:pPr>
+            <w:r>
+              <w:rPr>
+                <w:rFonts w:ascii="Times New Roman" w:hAnsi="Times New Roman" w:eastAsia="Times New Roman"/>
+                <w:b w:val="0"/>
+                <w:i w:val="0"/>
+                <w:sz w:val="15"/>
+              </w:rPr>
+              <w:t>501 / 481</w:t>
+            </w:r>
+          </w:p>
+        </w:tc>
+      </w:tr>
+      <w:tr>
+        <w:tc>
+          <w:tcPr>
+            <w:tcW w:type="dxa" w:w="5220"/>
+          </w:tcPr>
+          <w:p>
+            <w:pPr>
+              <w:spacing w:after="0"/>
+            </w:pPr>
+            <w:r>
+              <w:rPr>
+                <w:rFonts w:ascii="Times New Roman" w:hAnsi="Times New Roman" w:eastAsia="Times New Roman"/>
+                <w:b w:val="0"/>
+                <w:i w:val="0"/>
+                <w:sz w:val="15"/>
+              </w:rPr>
+              <w:t>Metros containing a station</w:t>
+            </w:r>
+          </w:p>
+        </w:tc>
+        <w:tc>
+          <w:tcPr>
+            <w:tcW w:type="dxa" w:w="5220"/>
+          </w:tcPr>
+          <w:p>
+            <w:pPr>
+              <w:spacing w:after="0"/>
+            </w:pPr>
+            <w:r>
+              <w:rPr>
+                <w:rFonts w:ascii="Times New Roman" w:hAnsi="Times New Roman" w:eastAsia="Times New Roman"/>
+                <w:b w:val="0"/>
+                <w:i w:val="0"/>
+                <w:sz w:val="15"/>
+              </w:rPr>
+              <w:t>174</w:t>
+            </w:r>
+          </w:p>
+        </w:tc>
+      </w:tr>
+      <w:tr>
+        <w:tc>
+          <w:tcPr>
+            <w:tcW w:type="dxa" w:w="5220"/>
+          </w:tcPr>
+          <w:p>
+            <w:pPr>
+              <w:spacing w:after="0"/>
+            </w:pPr>
+            <w:r>
+              <w:rPr>
+                <w:rFonts w:ascii="Times New Roman" w:hAnsi="Times New Roman" w:eastAsia="Times New Roman"/>
+                <w:b w:val="0"/>
+                <w:i w:val="0"/>
+                <w:sz w:val="15"/>
+              </w:rPr>
+              <w:t>Median line haul</w:t>
+            </w:r>
+          </w:p>
+        </w:tc>
+        <w:tc>
+          <w:tcPr>
+            <w:tcW w:type="dxa" w:w="5220"/>
+          </w:tcPr>
+          <w:p>
+            <w:pPr>
+              <w:spacing w:after="0"/>
+            </w:pPr>
+            <w:r>
+              <w:rPr>
+                <w:rFonts w:ascii="Times New Roman" w:hAnsi="Times New Roman" w:eastAsia="Times New Roman"/>
+                <w:b w:val="0"/>
+                <w:i w:val="0"/>
+                <w:sz w:val="15"/>
+              </w:rPr>
+              <w:t>9.09 mi</w:t>
             </w:r>
           </w:p>
         </w:tc>
@@ -6145,7 +6629,7 @@
                 <w:i w:val="0"/>
                 <w:sz w:val="15"/>
               </w:rPr>
-              <w:t>13,152,992</w:t>
+              <w:t>42,048,849</w:t>
             </w:r>
           </w:p>
         </w:tc>
@@ -6185,7 +6669,7 @@
                 <w:i w:val="0"/>
                 <w:sz w:val="15"/>
               </w:rPr>
-              <w:t>14,001,626</w:t>
+              <w:t>47,434,701</w:t>
             </w:r>
           </w:p>
         </w:tc>
@@ -6225,7 +6709,7 @@
                 <w:i w:val="0"/>
                 <w:sz w:val="15"/>
               </w:rPr>
-              <w:t>78,292</w:t>
+              <w:t>250,291</w:t>
             </w:r>
           </w:p>
         </w:tc>
@@ -6257,7 +6741,7 @@
           <w:i w:val="0"/>
           <w:sz w:val="16"/>
         </w:rPr>
-        <w:t xml:space="preserve">The 2023 Q4 baseline cost model, over 2,333 ZCTAs and a solved 334-depot network. Source: </w:t>
+        <w:t xml:space="preserve">The 2023 Q4 baseline cost model on the observed depot layer, over 8,037 ZCTAs and 501 real delivery stations. Source: </w:t>
       </w:r>
       <w:r>
         <w:rPr>
@@ -6266,7 +6750,7 @@
           <w:i w:val="0"/>
           <w:sz w:val="16"/>
         </w:rPr>
-        <w:t>cost_report.json</w:t>
+        <w:t>cost_by_station.json</w:t>
       </w:r>
       <w:r>
         <w:rPr>
@@ -6275,7 +6759,7 @@
           <w:i w:val="0"/>
           <w:sz w:val="16"/>
         </w:rPr>
-        <w:t xml:space="preserve">; every figure re-derived from </w:t>
+        <w:t xml:space="preserve">, </w:t>
       </w:r>
       <w:r>
         <w:rPr>
@@ -6284,7 +6768,7 @@
           <w:i w:val="0"/>
           <w:sz w:val="16"/>
         </w:rPr>
-        <w:t>outputs/tables/cost_to_serve_2023q4_baseline.parquet</w:t>
+        <w:t>run_id 20260916-131845-34f1</w:t>
       </w:r>
       <w:r>
         <w:rPr>
@@ -6293,7 +6777,7 @@
           <w:i w:val="0"/>
           <w:sz w:val="16"/>
         </w:rPr>
-        <w:t>.</w:t>
+        <w:t>; the per-ZCTA and per-station tables it is computed from ship with the repository.</w:t>
       </w:r>
     </w:p>
     <w:p>
@@ -6309,41 +6793,7 @@
           <w:i w:val="0"/>
           <w:sz w:val="20"/>
         </w:rPr>
-        <w:t>Table IV summarises the baseline scenario and Fig. 4 shows how it distributes across the ten pilot metros.</w:t>
-      </w:r>
-    </w:p>
-    <w:p>
-      <w:pPr>
-        <w:spacing w:after="0" w:before="0" w:line="240" w:lineRule="auto"/>
-        <w:ind w:firstLine="288"/>
-        <w:jc w:val="both"/>
-      </w:pPr>
-      <w:r>
-        <w:rPr>
-          <w:rFonts w:ascii="Times New Roman" w:hAnsi="Times New Roman" w:eastAsia="Times New Roman"/>
-          <w:b w:val="0"/>
-          <w:i w:val="0"/>
-          <w:sz w:val="20"/>
-        </w:rPr>
-        <w:t xml:space="preserve">The stop-weighted decomposition, recomputed from the parquet, is service time </w:t>
-      </w:r>
-      <w:r>
-        <w:rPr>
-          <w:rFonts w:ascii="Times New Roman" w:hAnsi="Times New Roman" w:eastAsia="Times New Roman"/>
-          <w:b/>
-          <w:i w:val="0"/>
-          <w:sz w:val="20"/>
-        </w:rPr>
-        <w:t>66.96%</w:t>
-      </w:r>
-      <w:r>
-        <w:rPr>
-          <w:rFonts w:ascii="Times New Roman" w:hAnsi="Times New Roman" w:eastAsia="Times New Roman"/>
-          <w:b w:val="0"/>
-          <w:i w:val="0"/>
-          <w:sz w:val="20"/>
-        </w:rPr>
-        <w:t>, vehicle 22.93%, drive time 6.97%, distance 3.14%. Labour at the door carries the bill and the routing mathematics is decoration — a conclusion the sensitivity analysis confirms rather than threatens. Across the five parameter scenarios the median moves from -17.1% (dense routing, 0.8979) to +4.4% (congested, 1.1302).</w:t>
+        <w:t>Table IV summarises the baseline scenario and Fig. 4 shows how it distributes across metros. Across the five parameter scenarios the median moves from -17.2% (dense routing, 0.9431) to +7.7% (congested, 1.2264).</w:t>
       </w:r>
     </w:p>
     <w:tbl>
@@ -6392,7 +6842,7 @@
                 <w:i w:val="0"/>
                 <w:sz w:val="15"/>
               </w:rPr>
-              <w:t>observed</w:t>
+              <w:t>solved depots</w:t>
             </w:r>
           </w:p>
         </w:tc>
@@ -6411,7 +6861,7 @@
                 <w:i w:val="0"/>
                 <w:sz w:val="15"/>
               </w:rPr>
-              <w:t>chance</w:t>
+              <w:t>observed depots</w:t>
             </w:r>
           </w:p>
         </w:tc>
@@ -6432,7 +6882,7 @@
                 <w:i w:val="0"/>
                 <w:sz w:val="15"/>
               </w:rPr>
-              <w:t>In the cheapest 10% of its metro</w:t>
+              <w:t>Depots</w:t>
             </w:r>
           </w:p>
         </w:tc>
@@ -6451,7 +6901,7 @@
                 <w:i w:val="0"/>
                 <w:sz w:val="15"/>
               </w:rPr>
-              <w:t>0 (0%)</w:t>
+              <w:t>334 p-median</w:t>
             </w:r>
           </w:p>
         </w:tc>
@@ -6470,7 +6920,7 @@
                 <w:i w:val="0"/>
                 <w:sz w:val="15"/>
               </w:rPr>
-              <w:t>10%</w:t>
+              <w:t>501 real (481 used)</w:t>
             </w:r>
           </w:p>
         </w:tc>
@@ -6491,7 +6941,7 @@
                 <w:i w:val="0"/>
                 <w:sz w:val="15"/>
               </w:rPr>
-              <w:t>In the cheapest 25%</w:t>
+              <w:t>ZCTAs costed</w:t>
             </w:r>
           </w:p>
         </w:tc>
@@ -6510,7 +6960,7 @@
                 <w:i w:val="0"/>
                 <w:sz w:val="15"/>
               </w:rPr>
-              <w:t>5 (11.6%)</w:t>
+              <w:t>2,333</w:t>
             </w:r>
           </w:p>
         </w:tc>
@@ -6529,7 +6979,7 @@
                 <w:i w:val="0"/>
                 <w:sz w:val="15"/>
               </w:rPr>
-              <w:t>25%</w:t>
+              <w:t>8,037</w:t>
             </w:r>
           </w:p>
         </w:tc>
@@ -6550,7 +7000,7 @@
                 <w:i w:val="0"/>
                 <w:sz w:val="15"/>
               </w:rPr>
-              <w:t>Median within-metro percentile rank</w:t>
+              <w:t>Median cost per parcel</w:t>
             </w:r>
           </w:p>
         </w:tc>
@@ -6569,7 +7019,7 @@
                 <w:i w:val="0"/>
                 <w:sz w:val="15"/>
               </w:rPr>
-              <w:t>0.441</w:t>
+              <w:t>1.0830</w:t>
             </w:r>
           </w:p>
         </w:tc>
@@ -6588,7 +7038,420 @@
                 <w:i w:val="0"/>
                 <w:sz w:val="15"/>
               </w:rPr>
-              <w:t>0.500</w:t>
+              <w:t>1.1389</w:t>
+            </w:r>
+          </w:p>
+        </w:tc>
+      </w:tr>
+      <w:tr>
+        <w:tc>
+          <w:tcPr>
+            <w:tcW w:type="dxa" w:w="3480"/>
+          </w:tcPr>
+          <w:p>
+            <w:pPr>
+              <w:spacing w:after="0"/>
+            </w:pPr>
+            <w:r>
+              <w:rPr>
+                <w:rFonts w:ascii="Times New Roman" w:hAnsi="Times New Roman" w:eastAsia="Times New Roman"/>
+                <w:b w:val="0"/>
+                <w:i w:val="0"/>
+                <w:sz w:val="15"/>
+              </w:rPr>
+              <w:t>p10 / p90</w:t>
+            </w:r>
+          </w:p>
+        </w:tc>
+        <w:tc>
+          <w:tcPr>
+            <w:tcW w:type="dxa" w:w="3480"/>
+          </w:tcPr>
+          <w:p>
+            <w:pPr>
+              <w:spacing w:after="0"/>
+            </w:pPr>
+            <w:r>
+              <w:rPr>
+                <w:rFonts w:ascii="Times New Roman" w:hAnsi="Times New Roman" w:eastAsia="Times New Roman"/>
+                <w:b w:val="0"/>
+                <w:i w:val="0"/>
+                <w:sz w:val="15"/>
+              </w:rPr>
+              <w:t>0.9778 / 1.4180</w:t>
+            </w:r>
+          </w:p>
+        </w:tc>
+        <w:tc>
+          <w:tcPr>
+            <w:tcW w:type="dxa" w:w="3480"/>
+          </w:tcPr>
+          <w:p>
+            <w:pPr>
+              <w:spacing w:after="0"/>
+            </w:pPr>
+            <w:r>
+              <w:rPr>
+                <w:rFonts w:ascii="Times New Roman" w:hAnsi="Times New Roman" w:eastAsia="Times New Roman"/>
+                <w:b w:val="0"/>
+                <w:i w:val="0"/>
+                <w:sz w:val="15"/>
+              </w:rPr>
+              <w:t>1.0008 / 1.3445</w:t>
+            </w:r>
+          </w:p>
+        </w:tc>
+      </w:tr>
+      <w:tr>
+        <w:tc>
+          <w:tcPr>
+            <w:tcW w:type="dxa" w:w="3480"/>
+          </w:tcPr>
+          <w:p>
+            <w:pPr>
+              <w:spacing w:after="0"/>
+            </w:pPr>
+            <w:r>
+              <w:rPr>
+                <w:rFonts w:ascii="Times New Roman" w:hAnsi="Times New Roman" w:eastAsia="Times New Roman"/>
+                <w:b w:val="0"/>
+                <w:i w:val="0"/>
+                <w:sz w:val="15"/>
+              </w:rPr>
+              <w:t>Median line haul (mi)</w:t>
+            </w:r>
+          </w:p>
+        </w:tc>
+        <w:tc>
+          <w:tcPr>
+            <w:tcW w:type="dxa" w:w="3480"/>
+          </w:tcPr>
+          <w:p>
+            <w:pPr>
+              <w:spacing w:after="0"/>
+            </w:pPr>
+            <w:r>
+              <w:rPr>
+                <w:rFonts w:ascii="Times New Roman" w:hAnsi="Times New Roman" w:eastAsia="Times New Roman"/>
+                <w:b w:val="0"/>
+                <w:i w:val="0"/>
+                <w:sz w:val="15"/>
+              </w:rPr>
+              <w:t>4.02</w:t>
+            </w:r>
+          </w:p>
+        </w:tc>
+        <w:tc>
+          <w:tcPr>
+            <w:tcW w:type="dxa" w:w="3480"/>
+          </w:tcPr>
+          <w:p>
+            <w:pPr>
+              <w:spacing w:after="0"/>
+            </w:pPr>
+            <w:r>
+              <w:rPr>
+                <w:rFonts w:ascii="Times New Roman" w:hAnsi="Times New Roman" w:eastAsia="Times New Roman"/>
+                <w:b w:val="0"/>
+                <w:i w:val="0"/>
+                <w:sz w:val="15"/>
+              </w:rPr>
+              <w:t>9.09</w:t>
+            </w:r>
+          </w:p>
+        </w:tc>
+      </w:tr>
+      <w:tr>
+        <w:tc>
+          <w:tcPr>
+            <w:tcW w:type="dxa" w:w="3480"/>
+          </w:tcPr>
+          <w:p>
+            <w:pPr>
+              <w:spacing w:after="0"/>
+            </w:pPr>
+            <w:r>
+              <w:rPr>
+                <w:rFonts w:ascii="Times New Roman" w:hAnsi="Times New Roman" w:eastAsia="Times New Roman"/>
+                <w:b w:val="0"/>
+                <w:i w:val="0"/>
+                <w:sz w:val="15"/>
+              </w:rPr>
+              <w:t>Service time share</w:t>
+            </w:r>
+          </w:p>
+        </w:tc>
+        <w:tc>
+          <w:tcPr>
+            <w:tcW w:type="dxa" w:w="3480"/>
+          </w:tcPr>
+          <w:p>
+            <w:pPr>
+              <w:spacing w:after="0"/>
+            </w:pPr>
+            <w:r>
+              <w:rPr>
+                <w:rFonts w:ascii="Times New Roman" w:hAnsi="Times New Roman" w:eastAsia="Times New Roman"/>
+                <w:b w:val="0"/>
+                <w:i w:val="0"/>
+                <w:sz w:val="15"/>
+              </w:rPr>
+              <w:t>66.96%</w:t>
+            </w:r>
+          </w:p>
+        </w:tc>
+        <w:tc>
+          <w:tcPr>
+            <w:tcW w:type="dxa" w:w="3480"/>
+          </w:tcPr>
+          <w:p>
+            <w:pPr>
+              <w:spacing w:after="0"/>
+            </w:pPr>
+            <w:r>
+              <w:rPr>
+                <w:rFonts w:ascii="Times New Roman" w:hAnsi="Times New Roman" w:eastAsia="Times New Roman"/>
+                <w:b w:val="0"/>
+                <w:i w:val="0"/>
+                <w:sz w:val="15"/>
+              </w:rPr>
+              <w:t>59.75%</w:t>
+            </w:r>
+          </w:p>
+        </w:tc>
+      </w:tr>
+      <w:tr>
+        <w:tc>
+          <w:tcPr>
+            <w:tcW w:type="dxa" w:w="3480"/>
+          </w:tcPr>
+          <w:p>
+            <w:pPr>
+              <w:spacing w:after="0"/>
+            </w:pPr>
+            <w:r>
+              <w:rPr>
+                <w:rFonts w:ascii="Times New Roman" w:hAnsi="Times New Roman" w:eastAsia="Times New Roman"/>
+                <w:b w:val="0"/>
+                <w:i w:val="0"/>
+                <w:sz w:val="15"/>
+              </w:rPr>
+              <w:t>Vehicle share</w:t>
+            </w:r>
+          </w:p>
+        </w:tc>
+        <w:tc>
+          <w:tcPr>
+            <w:tcW w:type="dxa" w:w="3480"/>
+          </w:tcPr>
+          <w:p>
+            <w:pPr>
+              <w:spacing w:after="0"/>
+            </w:pPr>
+            <w:r>
+              <w:rPr>
+                <w:rFonts w:ascii="Times New Roman" w:hAnsi="Times New Roman" w:eastAsia="Times New Roman"/>
+                <w:b w:val="0"/>
+                <w:i w:val="0"/>
+                <w:sz w:val="15"/>
+              </w:rPr>
+              <w:t>22.93%</w:t>
+            </w:r>
+          </w:p>
+        </w:tc>
+        <w:tc>
+          <w:tcPr>
+            <w:tcW w:type="dxa" w:w="3480"/>
+          </w:tcPr>
+          <w:p>
+            <w:pPr>
+              <w:spacing w:after="0"/>
+            </w:pPr>
+            <w:r>
+              <w:rPr>
+                <w:rFonts w:ascii="Times New Roman" w:hAnsi="Times New Roman" w:eastAsia="Times New Roman"/>
+                <w:b w:val="0"/>
+                <w:i w:val="0"/>
+                <w:sz w:val="15"/>
+              </w:rPr>
+              <w:t>21.63%</w:t>
+            </w:r>
+          </w:p>
+        </w:tc>
+      </w:tr>
+      <w:tr>
+        <w:tc>
+          <w:tcPr>
+            <w:tcW w:type="dxa" w:w="3480"/>
+          </w:tcPr>
+          <w:p>
+            <w:pPr>
+              <w:spacing w:after="0"/>
+            </w:pPr>
+            <w:r>
+              <w:rPr>
+                <w:rFonts w:ascii="Times New Roman" w:hAnsi="Times New Roman" w:eastAsia="Times New Roman"/>
+                <w:b w:val="0"/>
+                <w:i w:val="0"/>
+                <w:sz w:val="15"/>
+              </w:rPr>
+              <w:t>Drive-time share</w:t>
+            </w:r>
+          </w:p>
+        </w:tc>
+        <w:tc>
+          <w:tcPr>
+            <w:tcW w:type="dxa" w:w="3480"/>
+          </w:tcPr>
+          <w:p>
+            <w:pPr>
+              <w:spacing w:after="0"/>
+            </w:pPr>
+            <w:r>
+              <w:rPr>
+                <w:rFonts w:ascii="Times New Roman" w:hAnsi="Times New Roman" w:eastAsia="Times New Roman"/>
+                <w:b w:val="0"/>
+                <w:i w:val="0"/>
+                <w:sz w:val="15"/>
+              </w:rPr>
+              <w:t>6.97%</w:t>
+            </w:r>
+          </w:p>
+        </w:tc>
+        <w:tc>
+          <w:tcPr>
+            <w:tcW w:type="dxa" w:w="3480"/>
+          </w:tcPr>
+          <w:p>
+            <w:pPr>
+              <w:spacing w:after="0"/>
+            </w:pPr>
+            <w:r>
+              <w:rPr>
+                <w:rFonts w:ascii="Times New Roman" w:hAnsi="Times New Roman" w:eastAsia="Times New Roman"/>
+                <w:b w:val="0"/>
+                <w:i w:val="0"/>
+                <w:sz w:val="15"/>
+              </w:rPr>
+              <w:t>12.63%</w:t>
+            </w:r>
+          </w:p>
+        </w:tc>
+      </w:tr>
+      <w:tr>
+        <w:tc>
+          <w:tcPr>
+            <w:tcW w:type="dxa" w:w="3480"/>
+          </w:tcPr>
+          <w:p>
+            <w:pPr>
+              <w:spacing w:after="0"/>
+            </w:pPr>
+            <w:r>
+              <w:rPr>
+                <w:rFonts w:ascii="Times New Roman" w:hAnsi="Times New Roman" w:eastAsia="Times New Roman"/>
+                <w:b w:val="0"/>
+                <w:i w:val="0"/>
+                <w:sz w:val="15"/>
+              </w:rPr>
+              <w:t>Distance share</w:t>
+            </w:r>
+          </w:p>
+        </w:tc>
+        <w:tc>
+          <w:tcPr>
+            <w:tcW w:type="dxa" w:w="3480"/>
+          </w:tcPr>
+          <w:p>
+            <w:pPr>
+              <w:spacing w:after="0"/>
+            </w:pPr>
+            <w:r>
+              <w:rPr>
+                <w:rFonts w:ascii="Times New Roman" w:hAnsi="Times New Roman" w:eastAsia="Times New Roman"/>
+                <w:b w:val="0"/>
+                <w:i w:val="0"/>
+                <w:sz w:val="15"/>
+              </w:rPr>
+              <w:t>3.14%</w:t>
+            </w:r>
+          </w:p>
+        </w:tc>
+        <w:tc>
+          <w:tcPr>
+            <w:tcW w:type="dxa" w:w="3480"/>
+          </w:tcPr>
+          <w:p>
+            <w:pPr>
+              <w:spacing w:after="0"/>
+            </w:pPr>
+            <w:r>
+              <w:rPr>
+                <w:rFonts w:ascii="Times New Roman" w:hAnsi="Times New Roman" w:eastAsia="Times New Roman"/>
+                <w:b w:val="0"/>
+                <w:i w:val="0"/>
+                <w:sz w:val="15"/>
+              </w:rPr>
+              <w:t>5.98%</w:t>
+            </w:r>
+          </w:p>
+        </w:tc>
+      </w:tr>
+      <w:tr>
+        <w:tc>
+          <w:tcPr>
+            <w:tcW w:type="dxa" w:w="3480"/>
+          </w:tcPr>
+          <w:p>
+            <w:pPr>
+              <w:spacing w:after="0"/>
+            </w:pPr>
+            <w:r>
+              <w:rPr>
+                <w:rFonts w:ascii="Times New Roman" w:hAnsi="Times New Roman" w:eastAsia="Times New Roman"/>
+                <w:b w:val="0"/>
+                <w:i w:val="0"/>
+                <w:sz w:val="15"/>
+              </w:rPr>
+              <w:t>Scenario span on median</w:t>
+            </w:r>
+          </w:p>
+        </w:tc>
+        <w:tc>
+          <w:tcPr>
+            <w:tcW w:type="dxa" w:w="3480"/>
+          </w:tcPr>
+          <w:p>
+            <w:pPr>
+              <w:spacing w:after="0"/>
+            </w:pPr>
+            <w:r>
+              <w:rPr>
+                <w:rFonts w:ascii="Times New Roman" w:hAnsi="Times New Roman" w:eastAsia="Times New Roman"/>
+                <w:b w:val="0"/>
+                <w:i w:val="0"/>
+                <w:sz w:val="15"/>
+              </w:rPr>
+              <w:t>-17.1/+4.4%</w:t>
+            </w:r>
+          </w:p>
+        </w:tc>
+        <w:tc>
+          <w:tcPr>
+            <w:tcW w:type="dxa" w:w="3480"/>
+          </w:tcPr>
+          <w:p>
+            <w:pPr>
+              <w:spacing w:after="0"/>
+            </w:pPr>
+            <w:r>
+              <w:rPr>
+                <w:rFonts w:ascii="Times New Roman" w:hAnsi="Times New Roman" w:eastAsia="Times New Roman"/>
+                <w:b w:val="0"/>
+                <w:i w:val="0"/>
+                <w:sz w:val="15"/>
+              </w:rPr>
+              <w:t>-17.2/+7.7%</w:t>
             </w:r>
           </w:p>
         </w:tc>
@@ -6620,7 +7483,7 @@
           <w:i w:val="0"/>
           <w:sz w:val="16"/>
         </w:rPr>
-        <w:t xml:space="preserve">Where the 43 pilot facilities sit in the cost distribution of their own metropolitan area, against what chance alone would give. Re-derived by joining </w:t>
+        <w:t xml:space="preserve">What replacing a solved depot network with the observed one costs. The pilot column is a Daganzo model identical in every parameter, differing only in that its depots are a 334-site p-median over ten metros. Source: </w:t>
       </w:r>
       <w:r>
         <w:rPr>
@@ -6629,7 +7492,7 @@
           <w:i w:val="0"/>
           <w:sz w:val="16"/>
         </w:rPr>
-        <w:t>facilities.csv</w:t>
+        <w:t>cost_by_station.json</w:t>
       </w:r>
       <w:r>
         <w:rPr>
@@ -6638,7 +7501,7 @@
           <w:i w:val="0"/>
           <w:sz w:val="16"/>
         </w:rPr>
-        <w:t xml:space="preserve"> to </w:t>
+        <w:t xml:space="preserve">, </w:t>
       </w:r>
       <w:r>
         <w:rPr>
@@ -6647,7 +7510,7 @@
           <w:i w:val="0"/>
           <w:sz w:val="16"/>
         </w:rPr>
-        <w:t>cost_to_serve_2023q4_baseline.parquet</w:t>
+        <w:t>pilot_comparison</w:t>
       </w:r>
       <w:r>
         <w:rPr>
@@ -6656,7 +7519,7 @@
           <w:i w:val="0"/>
           <w:sz w:val="16"/>
         </w:rPr>
-        <w:t xml:space="preserve"> on ZIP.</w:t>
+        <w:t>.</w:t>
       </w:r>
     </w:p>
     <w:p>
@@ -6668,11 +7531,92 @@
       <w:r>
         <w:rPr>
           <w:rFonts w:ascii="Times New Roman" w:hAnsi="Times New Roman" w:eastAsia="Times New Roman"/>
-          <w:b w:val="0"/>
-          <w:i w:val="0"/>
-          <w:sz w:val="20"/>
-        </w:rPr>
-        <w:t xml:space="preserve">The finding that matters for the rest of the paper is what the cost surface says about where facilities actually are. Joining the 43 pilot facilities to the costed table by ZIP and ranking each within its own metro (re-derived from </w:t>
+          <w:b/>
+          <w:i w:val="0"/>
+          <w:sz w:val="20"/>
+        </w:rPr>
+        <w:t>The level is the least interesting line in Table V.</w:t>
+      </w:r>
+      <w:r>
+        <w:rPr>
+          <w:rFonts w:ascii="Times New Roman" w:hAnsi="Times New Roman" w:eastAsia="Times New Roman"/>
+          <w:b w:val="0"/>
+          <w:i w:val="0"/>
+          <w:sz w:val="20"/>
+        </w:rPr>
+        <w:t xml:space="preserve"> Replacing the solve with the observed network moves the median </w:t>
+      </w:r>
+      <w:r>
+        <w:rPr>
+          <w:rFonts w:ascii="Times New Roman" w:hAnsi="Times New Roman" w:eastAsia="Times New Roman"/>
+          <w:b/>
+          <w:i w:val="0"/>
+          <w:sz w:val="20"/>
+        </w:rPr>
+        <w:t>+5.2%</w:t>
+      </w:r>
+      <w:r>
+        <w:rPr>
+          <w:rFonts w:ascii="Times New Roman" w:hAnsi="Times New Roman" w:eastAsia="Times New Roman"/>
+          <w:b w:val="0"/>
+          <w:i w:val="0"/>
+          <w:sz w:val="20"/>
+        </w:rPr>
+        <w:t xml:space="preserve">, which is inside the width of a single stress scenario. What moves materially is the </w:t>
+      </w:r>
+      <w:r>
+        <w:rPr>
+          <w:rFonts w:ascii="Times New Roman" w:hAnsi="Times New Roman" w:eastAsia="Times New Roman"/>
+          <w:b w:val="0"/>
+          <w:i/>
+          <w:sz w:val="20"/>
+        </w:rPr>
+        <w:t>composition</w:t>
+      </w:r>
+      <w:r>
+        <w:rPr>
+          <w:rFonts w:ascii="Times New Roman" w:hAnsi="Times New Roman" w:eastAsia="Times New Roman"/>
+          <w:b w:val="0"/>
+          <w:i w:val="0"/>
+          <w:sz w:val="20"/>
+        </w:rPr>
+        <w:t xml:space="preserve">. Median line haul more than doubles, 4.02 to 9.09 miles, because a real national network is not a distance-minimising one — and because the costed universe is now national rather than ten dense metros. Drive time and distance together rise from </w:t>
+      </w:r>
+      <w:r>
+        <w:rPr>
+          <w:rFonts w:ascii="Times New Roman" w:hAnsi="Times New Roman" w:eastAsia="Times New Roman"/>
+          <w:b/>
+          <w:i w:val="0"/>
+          <w:sz w:val="20"/>
+        </w:rPr>
+        <w:t>10.1%</w:t>
+      </w:r>
+      <w:r>
+        <w:rPr>
+          <w:rFonts w:ascii="Times New Roman" w:hAnsi="Times New Roman" w:eastAsia="Times New Roman"/>
+          <w:b w:val="0"/>
+          <w:i w:val="0"/>
+          <w:sz w:val="20"/>
+        </w:rPr>
+        <w:t xml:space="preserve"> of a stop to </w:t>
+      </w:r>
+      <w:r>
+        <w:rPr>
+          <w:rFonts w:ascii="Times New Roman" w:hAnsi="Times New Roman" w:eastAsia="Times New Roman"/>
+          <w:b/>
+          <w:i w:val="0"/>
+          <w:sz w:val="20"/>
+        </w:rPr>
+        <w:t>18.6%</w:t>
+      </w:r>
+      <w:r>
+        <w:rPr>
+          <w:rFonts w:ascii="Times New Roman" w:hAnsi="Times New Roman" w:eastAsia="Times New Roman"/>
+          <w:b w:val="0"/>
+          <w:i w:val="0"/>
+          <w:sz w:val="20"/>
+        </w:rPr>
+        <w:t xml:space="preserve">. Labour at the door still carries the bill at 59.75%, but the summary this project previously published — that the routing mathematics is decoration — described the solved network and no longer holds. The consequence for this paper is that the parameters now carrying the headline have shifted from </w:t>
       </w:r>
       <w:r>
         <w:rPr>
@@ -6681,16 +7625,70 @@
           <w:i w:val="0"/>
           <w:sz w:val="20"/>
         </w:rPr>
-        <w:t>facilities.csv</w:t>
-      </w:r>
-      <w:r>
-        <w:rPr>
-          <w:rFonts w:ascii="Times New Roman" w:hAnsi="Times New Roman" w:eastAsia="Times New Roman"/>
-          <w:b w:val="0"/>
-          <w:i w:val="0"/>
-          <w:sz w:val="20"/>
-        </w:rPr>
-        <w:t xml:space="preserve"> and the baseline parquet) gives Table V.</w:t>
+        <w:t>service_minutes_per_stop</w:t>
+      </w:r>
+      <w:r>
+        <w:rPr>
+          <w:rFonts w:ascii="Times New Roman" w:hAnsi="Times New Roman" w:eastAsia="Times New Roman"/>
+          <w:b w:val="0"/>
+          <w:i w:val="0"/>
+          <w:sz w:val="20"/>
+        </w:rPr>
+        <w:t xml:space="preserve"> toward </w:t>
+      </w:r>
+      <w:r>
+        <w:rPr>
+          <w:rFonts w:ascii="Consolas" w:hAnsi="Consolas" w:eastAsia="Consolas"/>
+          <w:b w:val="0"/>
+          <w:i w:val="0"/>
+          <w:sz w:val="20"/>
+        </w:rPr>
+        <w:t>avg_speed_mph</w:t>
+      </w:r>
+      <w:r>
+        <w:rPr>
+          <w:rFonts w:ascii="Times New Roman" w:hAnsi="Times New Roman" w:eastAsia="Times New Roman"/>
+          <w:b w:val="0"/>
+          <w:i w:val="0"/>
+          <w:sz w:val="20"/>
+        </w:rPr>
+        <w:t xml:space="preserve">, </w:t>
+      </w:r>
+      <w:r>
+        <w:rPr>
+          <w:rFonts w:ascii="Consolas" w:hAnsi="Consolas" w:eastAsia="Consolas"/>
+          <w:b w:val="0"/>
+          <w:i w:val="0"/>
+          <w:sz w:val="20"/>
+        </w:rPr>
+        <w:t>circuity</w:t>
+      </w:r>
+      <w:r>
+        <w:rPr>
+          <w:rFonts w:ascii="Times New Roman" w:hAnsi="Times New Roman" w:eastAsia="Times New Roman"/>
+          <w:b w:val="0"/>
+          <w:i w:val="0"/>
+          <w:sz w:val="20"/>
+        </w:rPr>
+        <w:t xml:space="preserve"> and </w:t>
+      </w:r>
+      <w:r>
+        <w:rPr>
+          <w:rFonts w:ascii="Consolas" w:hAnsi="Consolas" w:eastAsia="Consolas"/>
+          <w:b w:val="0"/>
+          <w:i w:val="0"/>
+          <w:sz w:val="20"/>
+        </w:rPr>
+        <w:t>van_mpg</w:t>
+      </w:r>
+      <w:r>
+        <w:rPr>
+          <w:rFonts w:ascii="Times New Roman" w:hAnsi="Times New Roman" w:eastAsia="Times New Roman"/>
+          <w:b w:val="0"/>
+          <w:i w:val="0"/>
+          <w:sz w:val="20"/>
+        </w:rPr>
+        <w:t>, none of which has an external source (Section VII).</w:t>
       </w:r>
     </w:p>
     <w:p>
@@ -6706,17 +7704,24 @@
           <w:i w:val="0"/>
           <w:sz w:val="20"/>
         </w:rPr>
-        <w:t>Zero of forty-three.</w:t>
-      </w:r>
-      <w:r>
-        <w:rPr>
-          <w:rFonts w:ascii="Times New Roman" w:hAnsi="Times New Roman" w:eastAsia="Times New Roman"/>
-          <w:b w:val="0"/>
-          <w:i w:val="0"/>
-          <w:sz w:val="20"/>
-        </w:rPr>
-        <w:t xml:space="preserve"> This is not a broken cost model; it is the model working and revealing something. Cost falls as 1/√(δ), so the cheapest ZIPs to serve are the densest, and the densest are precisely where a warehouse cannot physically be built. </w:t>
-      </w:r>
+        <w:t>A p-median is a lower bound, so the 5.2% is a measurement.</w:t>
+      </w:r>
+      <w:r>
+        <w:rPr>
+          <w:rFonts w:ascii="Times New Roman" w:hAnsi="Times New Roman" w:eastAsia="Times New Roman"/>
+          <w:b w:val="0"/>
+          <w:i w:val="0"/>
+          <w:sz w:val="20"/>
+        </w:rPr>
+        <w:t xml:space="preserve"> The solve minimises demand-weighted distance by construction; the operator's buildings sit where land, labour, zoning and lease terms allowed. The gap between the two is the cost of siting in the world rather than in the objective function, and on this network it is 5.2% of the median parcel and a doubling of line haul. We know of no comparable figure computed on a real US last-mile network from public data.</w:t>
+      </w:r>
+    </w:p>
+    <w:p>
+      <w:pPr>
+        <w:spacing w:after="0" w:before="0" w:line="240" w:lineRule="auto"/>
+        <w:ind w:firstLine="288"/>
+        <w:jc w:val="both"/>
+      </w:pPr>
       <w:r>
         <w:rPr>
           <w:rFonts w:ascii="Times New Roman" w:hAnsi="Times New Roman" w:eastAsia="Times New Roman"/>
@@ -6724,16 +7729,16 @@
           <w:i w:val="0"/>
           <w:sz w:val="20"/>
         </w:rPr>
-        <w:t>Feasibility binds before economics</w:t>
-      </w:r>
-      <w:r>
-        <w:rPr>
-          <w:rFonts w:ascii="Times New Roman" w:hAnsi="Times New Roman" w:eastAsia="Times New Roman"/>
-          <w:b w:val="0"/>
-          <w:i w:val="0"/>
-          <w:sz w:val="20"/>
-        </w:rPr>
-        <w:t xml:space="preserve"> — which is also why a raw warehouse count out-predicts everything else we fitted: that count is a measure of where building is </w:t>
+        <w:t>Feasibility binds before economics, and this is an argument about the cost function rather than a statistic.</w:t>
+      </w:r>
+      <w:r>
+        <w:rPr>
+          <w:rFonts w:ascii="Times New Roman" w:hAnsi="Times New Roman" w:eastAsia="Times New Roman"/>
+          <w:b w:val="0"/>
+          <w:i w:val="0"/>
+          <w:sz w:val="20"/>
+        </w:rPr>
+        <w:t xml:space="preserve"> Cost falls as 1/√(δ). The cheapest ZIPs to serve are therefore the densest, and the densest are precisely where a warehouse cannot physically be built — no parcel, no dock, no zoning, no lease. That is also why a raw warehouse count out-predicts everything else we fitted: the count measures where building is </w:t>
       </w:r>
       <w:r>
         <w:rPr>
@@ -6751,7 +7756,122 @@
           <w:i w:val="0"/>
           <w:sz w:val="20"/>
         </w:rPr>
-        <w:t>.</w:t>
+        <w:t>, not where delivering is cheap.</w:t>
+      </w:r>
+    </w:p>
+    <w:p>
+      <w:pPr>
+        <w:spacing w:after="0" w:before="0" w:line="240" w:lineRule="auto"/>
+        <w:ind w:firstLine="288"/>
+        <w:jc w:val="both"/>
+      </w:pPr>
+      <w:r>
+        <w:rPr>
+          <w:rFonts w:ascii="Times New Roman" w:hAnsi="Times New Roman" w:eastAsia="Times New Roman"/>
+          <w:b/>
+          <w:i w:val="0"/>
+          <w:sz w:val="20"/>
+        </w:rPr>
+        <w:t>A statistic supporting that claim is withdrawn, and the withdrawal is itself a result.</w:t>
+      </w:r>
+      <w:r>
+        <w:rPr>
+          <w:rFonts w:ascii="Times New Roman" w:hAnsi="Times New Roman" w:eastAsia="Times New Roman"/>
+          <w:b w:val="0"/>
+          <w:i w:val="0"/>
+          <w:sz w:val="20"/>
+        </w:rPr>
+        <w:t xml:space="preserve"> Earlier versions of this work reported that of 43 pilot facilities, zero sat in the cheapest decile of their own metro. That test is </w:t>
+      </w:r>
+      <w:r>
+        <w:rPr>
+          <w:rFonts w:ascii="Times New Roman" w:hAnsi="Times New Roman" w:eastAsia="Times New Roman"/>
+          <w:b/>
+          <w:i w:val="0"/>
+          <w:sz w:val="20"/>
+        </w:rPr>
+        <w:t>not identified on the present model</w:t>
+      </w:r>
+      <w:r>
+        <w:rPr>
+          <w:rFonts w:ascii="Times New Roman" w:hAnsi="Times New Roman" w:eastAsia="Times New Roman"/>
+          <w:b w:val="0"/>
+          <w:i w:val="0"/>
+          <w:sz w:val="20"/>
+        </w:rPr>
+        <w:t xml:space="preserve"> and we do not restate it with new digits. Once the depots </w:t>
+      </w:r>
+      <w:r>
+        <w:rPr>
+          <w:rFonts w:ascii="Times New Roman" w:hAnsi="Times New Roman" w:eastAsia="Times New Roman"/>
+          <w:b w:val="0"/>
+          <w:i/>
+          <w:sz w:val="20"/>
+        </w:rPr>
+        <w:t>are</w:t>
+      </w:r>
+      <w:r>
+        <w:rPr>
+          <w:rFonts w:ascii="Times New Roman" w:hAnsi="Times New Roman" w:eastAsia="Times New Roman"/>
+          <w:b w:val="0"/>
+          <w:i w:val="0"/>
+          <w:sz w:val="20"/>
+        </w:rPr>
+        <w:t xml:space="preserve"> the facilities, a ZCTA containing a station has a line haul of approximately zero because the station is inside it; line haul enters as 2L/C and drive-plus-distance is 18.6% of the bill, so the model makes every facility's own ZCTA cheap by construction. Ranked on the published frame, 275 of 476 matched facilities (57.8%) land in the cheapest decile at a median percentile rank of 0.080 — the circularity, measured. Re-pricing every ZCTA against the nearest station </w:t>
+      </w:r>
+      <w:r>
+        <w:rPr>
+          <w:rFonts w:ascii="Times New Roman" w:hAnsi="Times New Roman" w:eastAsia="Times New Roman"/>
+          <w:b w:val="0"/>
+          <w:i/>
+          <w:sz w:val="20"/>
+        </w:rPr>
+        <w:t>outside</w:t>
+      </w:r>
+      <w:r>
+        <w:rPr>
+          <w:rFonts w:ascii="Times New Roman" w:hAnsi="Times New Roman" w:eastAsia="Times New Roman"/>
+          <w:b w:val="0"/>
+          <w:i w:val="0"/>
+          <w:sz w:val="20"/>
+        </w:rPr>
+        <w:t xml:space="preserve"> it does not rescue the test: the mask gives </w:t>
+      </w:r>
+      <w:r>
+        <w:rPr>
+          <w:rFonts w:ascii="Times New Roman" w:hAnsi="Times New Roman" w:eastAsia="Times New Roman"/>
+          <w:b/>
+          <w:i w:val="0"/>
+          <w:sz w:val="20"/>
+        </w:rPr>
+        <w:t>33 of 476 (6.9%)</w:t>
+      </w:r>
+      <w:r>
+        <w:rPr>
+          <w:rFonts w:ascii="Times New Roman" w:hAnsi="Times New Roman" w:eastAsia="Times New Roman"/>
+          <w:b w:val="0"/>
+          <w:i w:val="0"/>
+          <w:sz w:val="20"/>
+        </w:rPr>
+        <w:t xml:space="preserve"> for the 501 stations but </w:t>
+      </w:r>
+      <w:r>
+        <w:rPr>
+          <w:rFonts w:ascii="Times New Roman" w:hAnsi="Times New Roman" w:eastAsia="Times New Roman"/>
+          <w:b/>
+          <w:i w:val="0"/>
+          <w:sz w:val="20"/>
+        </w:rPr>
+        <w:t>7 of 43 (16.3%)</w:t>
+      </w:r>
+      <w:r>
+        <w:rPr>
+          <w:rFonts w:ascii="Times New Roman" w:hAnsi="Times New Roman" w:eastAsia="Times New Roman"/>
+          <w:b w:val="0"/>
+          <w:i w:val="0"/>
+          <w:sz w:val="20"/>
+        </w:rPr>
+        <w:t xml:space="preserve"> for the original pilot facilities, below and above the 10% a uniform placement would give. The mask under-corrects in dense metros, where a masked station's neighbour is two miles away (median masked line haul 6.8 miles for the 43 against 10.4 for the 501). A statistic whose sign depends on which facility set draws the counterfactual is not evidence for either sign. The mechanism in the preceding paragraph does not depend on it.</w:t>
       </w:r>
     </w:p>
     <w:p>
@@ -7901,17 +9021,18 @@
     </w:p>
     <w:p>
       <w:pPr>
-        <w:keepNext/>
-        <w:spacing w:after="60" w:before="160" w:line="240" w:lineRule="auto"/>
+        <w:spacing w:after="0" w:before="0" w:line="240" w:lineRule="auto"/>
+        <w:ind w:firstLine="288"/>
+        <w:jc w:val="both"/>
       </w:pPr>
       <w:r>
         <w:rPr>
           <w:rFonts w:ascii="Times New Roman" w:hAnsi="Times New Roman" w:eastAsia="Times New Roman"/>
           <w:b w:val="0"/>
-          <w:i/>
-          <w:sz w:val="20"/>
-        </w:rPr>
-        <w:t>G. The cost model's central constant is undefended</w:t>
+          <w:i w:val="0"/>
+          <w:sz w:val="20"/>
+        </w:rPr>
+        <w:t>The depot layer was invented; it is now observed, and the substitution has a price</w:t>
       </w:r>
     </w:p>
     <w:p>
@@ -7927,76 +9048,7 @@
           <w:i w:val="0"/>
           <w:sz w:val="20"/>
         </w:rPr>
-        <w:t xml:space="preserve">The local-travel coefficient is set to k=0.57. Of the four sources our code offered for it, one is a different author's paper about a different quantity [5], one is real but unread [3], and two state a value 31–34% higher [6, 7]. Our own docstring derives the term from the Beardwood–Halton–Hammersley setting, in which the constant is a property of the </w:t>
-      </w:r>
-      <w:r>
-        <w:rPr>
-          <w:rFonts w:ascii="Times New Roman" w:hAnsi="Times New Roman" w:eastAsia="Times New Roman"/>
-          <w:b w:val="0"/>
-          <w:i/>
-          <w:sz w:val="20"/>
-        </w:rPr>
-        <w:t>optimum</w:t>
-      </w:r>
-      <w:r>
-        <w:rPr>
-          <w:rFonts w:ascii="Times New Roman" w:hAnsi="Times New Roman" w:eastAsia="Times New Roman"/>
-          <w:b w:val="0"/>
-          <w:i w:val="0"/>
-          <w:sz w:val="20"/>
-        </w:rPr>
-        <w:t xml:space="preserve"> tour and therefore a lower limit — so 0.57 is not admissible under the derivation as printed. If 0.57 is right it is right as a decomposed local-term coefficient, a different object, and we have not reconciled the two. We report this rather than repair it silently because the magnitude makes it invisible downstream: substituting Larson and Odoni's 0.765 moves the median by +1.20%, and deleting the local term entirely moves it by -3.91% while keeping 88 of the cheapest 100 ZCTAs in the cheapest 100. That is precisely the class of error that survives review, and the honest headline is that the cost model's </w:t>
-      </w:r>
-      <w:r>
-        <w:rPr>
-          <w:rFonts w:ascii="Times New Roman" w:hAnsi="Times New Roman" w:eastAsia="Times New Roman"/>
-          <w:b w:val="0"/>
-          <w:i/>
-          <w:sz w:val="20"/>
-        </w:rPr>
-        <w:t>ranking</w:t>
-      </w:r>
-      <w:r>
-        <w:rPr>
-          <w:rFonts w:ascii="Times New Roman" w:hAnsi="Times New Roman" w:eastAsia="Times New Roman"/>
-          <w:b w:val="0"/>
-          <w:i w:val="0"/>
-          <w:sz w:val="20"/>
-        </w:rPr>
-        <w:t xml:space="preserve"> is robust to the constant while its </w:t>
-      </w:r>
-      <w:r>
-        <w:rPr>
-          <w:rFonts w:ascii="Times New Roman" w:hAnsi="Times New Roman" w:eastAsia="Times New Roman"/>
-          <w:b w:val="0"/>
-          <w:i/>
-          <w:sz w:val="20"/>
-        </w:rPr>
-        <w:t>defence</w:t>
-      </w:r>
-      <w:r>
-        <w:rPr>
-          <w:rFonts w:ascii="Times New Roman" w:hAnsi="Times New Roman" w:eastAsia="Times New Roman"/>
-          <w:b w:val="0"/>
-          <w:i w:val="0"/>
-          <w:sz w:val="20"/>
-        </w:rPr>
-        <w:t xml:space="preserve"> is not.</w:t>
-      </w:r>
-    </w:p>
-    <w:p>
-      <w:pPr>
-        <w:keepNext/>
-        <w:spacing w:after="60" w:before="160" w:line="240" w:lineRule="auto"/>
-      </w:pPr>
-      <w:r>
-        <w:rPr>
-          <w:rFonts w:ascii="Times New Roman" w:hAnsi="Times New Roman" w:eastAsia="Times New Roman"/>
-          <w:b w:val="0"/>
-          <w:i/>
-          <w:sz w:val="20"/>
-        </w:rPr>
-        <w:t>H. The cost model cannot be validated against realised costs</w:t>
+        <w:t>This subsection used to record a defect and now records its repair and the cost of the repair, because both are measurements.</w:t>
       </w:r>
     </w:p>
     <w:p>
@@ -8008,11 +9060,38 @@
       <w:r>
         <w:rPr>
           <w:rFonts w:ascii="Times New Roman" w:hAnsi="Times New Roman" w:eastAsia="Times New Roman"/>
-          <w:b w:val="0"/>
-          <w:i w:val="0"/>
-          <w:sz w:val="20"/>
-        </w:rPr>
-        <w:t xml:space="preserve">Nobody publishes what it actually costs this operator to deliver a parcel, so no external validation is possible. What we can say is bounded and we say only that: the structure is a published method, five parameter scenarios span -17.1% to +4.4% on the median, the decomposition is internally recomputable from the stored table, and eight of the model's parameters have no external source at all. A Monte Carlo over parameter ranges is </w:t>
+          <w:b/>
+          <w:i w:val="0"/>
+          <w:sz w:val="20"/>
+        </w:rPr>
+        <w:t>What the old model assumed.</w:t>
+      </w:r>
+      <w:r>
+        <w:rPr>
+          <w:rFonts w:ascii="Times New Roman" w:hAnsi="Times New Roman" w:eastAsia="Times New Roman"/>
+          <w:b w:val="0"/>
+          <w:i w:val="0"/>
+          <w:sz w:val="20"/>
+        </w:rPr>
+        <w:t xml:space="preserve"> The depot layer was solved. The number of depots in a metro was daily parcels / 40,000 and their positions were a p-median over ZCTA candidate nodes: 334 buildings the operator never chose. Two things made this worse than an ordinary modelling simplification. First, the throughput constant and the placement algorithm entered the line-haul term, which is the only channel by which geography reaches the bill, and </w:t>
+      </w:r>
+      <w:r>
+        <w:rPr>
+          <w:rFonts w:ascii="Consolas" w:hAnsi="Consolas" w:eastAsia="Consolas"/>
+          <w:b w:val="0"/>
+          <w:i w:val="0"/>
+          <w:sz w:val="20"/>
+        </w:rPr>
+        <w:t>parcels_per_depot_per_day</w:t>
+      </w:r>
+      <w:r>
+        <w:rPr>
+          <w:rFonts w:ascii="Times New Roman" w:hAnsi="Times New Roman" w:eastAsia="Times New Roman"/>
+          <w:b w:val="0"/>
+          <w:i w:val="0"/>
+          <w:sz w:val="20"/>
+        </w:rPr>
+        <w:t xml:space="preserve"> was the largest </w:t>
       </w:r>
       <w:r>
         <w:rPr>
@@ -8021,23 +9100,17 @@
           <w:i/>
           <w:sz w:val="20"/>
         </w:rPr>
-        <w:t>not</w:t>
-      </w:r>
-      <w:r>
-        <w:rPr>
-          <w:rFonts w:ascii="Times New Roman" w:hAnsi="Times New Roman" w:eastAsia="Times New Roman"/>
-          <w:b w:val="0"/>
-          <w:i w:val="0"/>
-          <w:sz w:val="20"/>
-        </w:rPr>
-        <w:t xml:space="preserve"> a confidence interval — every range is ours — and one parameter was never sampled at all, so every band it reports is a floor.</w:t>
-      </w:r>
-    </w:p>
-    <w:p>
-      <w:pPr>
-        <w:keepNext/>
-        <w:spacing w:after="60" w:before="160" w:line="240" w:lineRule="auto"/>
-      </w:pPr>
+        <w:t>rank</w:t>
+      </w:r>
+      <w:r>
+        <w:rPr>
+          <w:rFonts w:ascii="Times New Roman" w:hAnsi="Times New Roman" w:eastAsia="Times New Roman"/>
+          <w:b w:val="0"/>
+          <w:i w:val="0"/>
+          <w:sz w:val="20"/>
+        </w:rPr>
+        <w:t xml:space="preserve"> mover in the whole model. Second — and this is the transferable part — placement was implemented as an </w:t>
+      </w:r>
       <w:r>
         <w:rPr>
           <w:rFonts w:ascii="Times New Roman" w:hAnsi="Times New Roman" w:eastAsia="Times New Roman"/>
@@ -8045,7 +9118,16 @@
           <w:i/>
           <w:sz w:val="20"/>
         </w:rPr>
-        <w:t>I. Validity conditions of the continuous approximation</w:t>
+        <w:t>algorithm choice</w:t>
+      </w:r>
+      <w:r>
+        <w:rPr>
+          <w:rFonts w:ascii="Times New Roman" w:hAnsi="Times New Roman" w:eastAsia="Times New Roman"/>
+          <w:b w:val="0"/>
+          <w:i w:val="0"/>
+          <w:sz w:val="20"/>
+        </w:rPr>
+        <w:t xml:space="preserve"> rather than a constant, so it had no entry in any range dictionary, could not be swept, and was therefore structurally invisible to the sensitivity analysis. A sensitivity analysis enumerates the things you called parameters. Depot placement moved the answer further than anything on that list and was not on it. Changing the solver from k-means to p-median alone removed 9.3% of billed parcel-miles and reordered the published ranking (Spearman ρ = 0.888).</w:t>
       </w:r>
     </w:p>
     <w:p>
@@ -8057,44 +9139,74 @@
       <w:r>
         <w:rPr>
           <w:rFonts w:ascii="Times New Roman" w:hAnsi="Times New Roman" w:eastAsia="Times New Roman"/>
-          <w:b w:val="0"/>
-          <w:i w:val="0"/>
-          <w:sz w:val="20"/>
-        </w:rPr>
-        <w:t xml:space="preserve">We apply one constant to all 2,333 ZCTAs as though each were a compact convex routing district. They are not: ZCTAs approximate postal delivery routes, which are by construction long thin things. Daganzo's own abstract states that zone </w:t>
-      </w:r>
-      <w:r>
-        <w:rPr>
-          <w:rFonts w:ascii="Times New Roman" w:hAnsi="Times New Roman" w:eastAsia="Times New Roman"/>
-          <w:b w:val="0"/>
-          <w:i/>
-          <w:sz w:val="20"/>
-        </w:rPr>
-        <w:t>shape</w:t>
-      </w:r>
-      <w:r>
-        <w:rPr>
-          <w:rFonts w:ascii="Times New Roman" w:hAnsi="Times New Roman" w:eastAsia="Times New Roman"/>
-          <w:b w:val="0"/>
-          <w:i w:val="0"/>
-          <w:sz w:val="20"/>
-        </w:rPr>
-        <w:t xml:space="preserve"> is his contribution and that ignoring it during clustering can significantly increase travel distances; our repository holds no shape or compactness measure at all. Separately, 126 of 2,333 ZCTAs (5.4%) generate fewer than the 120 stops a tour assumes, so the vehicle's working area exceeds the zone whose density is being charged, and 29 (1.2%) fall below the n ≥ 15 that Larson and Odoni call adequate. Those ZCTAs carry 0.07% of parcels and are already reported as the expensive tail, so the effect on the headline is small — but the condition was never written down, and a limitation nobody records is not a limitation anybody checks.</w:t>
-      </w:r>
-    </w:p>
-    <w:p>
-      <w:pPr>
-        <w:keepNext/>
-        <w:spacing w:after="60" w:before="160" w:line="240" w:lineRule="auto"/>
-      </w:pPr>
-      <w:r>
-        <w:rPr>
-          <w:rFonts w:ascii="Times New Roman" w:hAnsi="Times New Roman" w:eastAsia="Times New Roman"/>
-          <w:b w:val="0"/>
-          <w:i/>
-          <w:sz w:val="20"/>
-        </w:rPr>
-        <w:t>J. Engineering caveats that bear on the numbers</w:t>
+          <w:b/>
+          <w:i w:val="0"/>
+          <w:sz w:val="20"/>
+        </w:rPr>
+        <w:t>What replaced it.</w:t>
+      </w:r>
+      <w:r>
+        <w:rPr>
+          <w:rFonts w:ascii="Times New Roman" w:hAnsi="Times New Roman" w:eastAsia="Times New Roman"/>
+          <w:b w:val="0"/>
+          <w:i w:val="0"/>
+          <w:sz w:val="20"/>
+        </w:rPr>
+        <w:t xml:space="preserve"> The facility panel now carries 501 address-geocoded delivery stations, so the assumption is deleted rather than improved. There is no placement step, no throughput constant and no capacity story: </w:t>
+      </w:r>
+      <w:r>
+        <w:rPr>
+          <w:rFonts w:ascii="Consolas" w:hAnsi="Consolas" w:eastAsia="Consolas"/>
+          <w:b w:val="0"/>
+          <w:i w:val="0"/>
+          <w:sz w:val="20"/>
+        </w:rPr>
+        <w:t>parcels_per_depot_per_day</w:t>
+      </w:r>
+      <w:r>
+        <w:rPr>
+          <w:rFonts w:ascii="Times New Roman" w:hAnsi="Times New Roman" w:eastAsia="Times New Roman"/>
+          <w:b w:val="0"/>
+          <w:i w:val="0"/>
+          <w:sz w:val="20"/>
+        </w:rPr>
+        <w:t xml:space="preserve"> no longer enters the cost path at all, and </w:t>
+      </w:r>
+      <w:r>
+        <w:rPr>
+          <w:rFonts w:ascii="Consolas" w:hAnsi="Consolas" w:eastAsia="Consolas"/>
+          <w:b w:val="0"/>
+          <w:i w:val="0"/>
+          <w:sz w:val="20"/>
+        </w:rPr>
+        <w:t>StationCostModel</w:t>
+      </w:r>
+      <w:r>
+        <w:rPr>
+          <w:rFonts w:ascii="Times New Roman" w:hAnsi="Times New Roman" w:eastAsia="Times New Roman"/>
+          <w:b w:val="0"/>
+          <w:i w:val="0"/>
+          <w:sz w:val="20"/>
+        </w:rPr>
+        <w:t xml:space="preserve"> overrides exactly one method of the Daganzo model — </w:t>
+      </w:r>
+      <w:r>
+        <w:rPr>
+          <w:rFonts w:ascii="Consolas" w:hAnsi="Consolas" w:eastAsia="Consolas"/>
+          <w:b w:val="0"/>
+          <w:i w:val="0"/>
+          <w:sz w:val="20"/>
+        </w:rPr>
+        <w:t>linehaul_miles</w:t>
+      </w:r>
+      <w:r>
+        <w:rPr>
+          <w:rFonts w:ascii="Times New Roman" w:hAnsi="Times New Roman" w:eastAsia="Times New Roman"/>
+          <w:b w:val="0"/>
+          <w:i w:val="0"/>
+          <w:sz w:val="20"/>
+        </w:rPr>
+        <w:t xml:space="preserve"> — so every other parameter is inherited and any difference between the two runs is attributable to the depot layer.</w:t>
       </w:r>
     </w:p>
     <w:p>
@@ -8106,170 +9218,38 @@
       <w:r>
         <w:rPr>
           <w:rFonts w:ascii="Times New Roman" w:hAnsi="Times New Roman" w:eastAsia="Times New Roman"/>
-          <w:b w:val="0"/>
-          <w:i w:val="0"/>
-          <w:sz w:val="20"/>
-        </w:rPr>
-        <w:t xml:space="preserve">Stated because they are measured and because omitting them would misrepresent the artefacts. (i) 75 of 138 source modules are unreachable from any test by an AST import-graph traversal seeded from every test file — and </w:t>
-      </w:r>
-      <w:r>
-        <w:rPr>
-          <w:rFonts w:ascii="Times New Roman" w:hAnsi="Times New Roman" w:eastAsia="Times New Roman"/>
-          <w:b w:val="0"/>
-          <w:i/>
-          <w:sz w:val="20"/>
-        </w:rPr>
-        <w:t>every</w:t>
-      </w:r>
-      <w:r>
-        <w:rPr>
-          <w:rFonts w:ascii="Times New Roman" w:hAnsi="Times New Roman" w:eastAsia="Times New Roman"/>
-          <w:b w:val="0"/>
-          <w:i w:val="0"/>
-          <w:sz w:val="20"/>
-        </w:rPr>
-        <w:t xml:space="preserve"> artefact quoted in our results section is written by a module in that list. “661 tests pass” and “the headline artefacts have no test importing their emitter” are both true and must be quoted together. (ii) The 693-row facility panel and its geocoding side file spent most of this project's life excluded from version control by an over-broad ignore rule, existing on a single disk. They are no longer excluded, and they are carried by the published export alongside the two derived tables that let the headline results be reproduced from a clone with no network access and no API keys — but at the time of writing they were still </w:t>
-      </w:r>
-      <w:r>
-        <w:rPr>
-          <w:rFonts w:ascii="Times New Roman" w:hAnsi="Times New Roman" w:eastAsia="Times New Roman"/>
-          <w:b w:val="0"/>
-          <w:i/>
-          <w:sz w:val="20"/>
-        </w:rPr>
-        <w:t>untracked</w:t>
-      </w:r>
-      <w:r>
-        <w:rPr>
-          <w:rFonts w:ascii="Times New Roman" w:hAnsi="Times New Roman" w:eastAsia="Times New Roman"/>
-          <w:b w:val="0"/>
-          <w:i w:val="0"/>
-          <w:sz w:val="20"/>
-        </w:rPr>
-        <w:t xml:space="preserve"> in the working repository rather than committed, which is a weaker statement and the one the evidence supports. An earlier draft of this paragraph claimed they were committed; </w:t>
-      </w:r>
-      <w:r>
-        <w:rPr>
-          <w:rFonts w:ascii="Consolas" w:hAnsi="Consolas" w:eastAsia="Consolas"/>
-          <w:b w:val="0"/>
-          <w:i w:val="0"/>
-          <w:sz w:val="20"/>
-        </w:rPr>
-        <w:t>git ls-files</w:t>
-      </w:r>
-      <w:r>
-        <w:rPr>
-          <w:rFonts w:ascii="Times New Roman" w:hAnsi="Times New Roman" w:eastAsia="Times New Roman"/>
-          <w:b w:val="0"/>
-          <w:i w:val="0"/>
-          <w:sz w:val="20"/>
-        </w:rPr>
-        <w:t xml:space="preserve"> disagreed, and the claim was corrected rather than the check ignored. (iii) One artefact emitter reused a single </w:t>
-      </w:r>
-      <w:r>
-        <w:rPr>
-          <w:rFonts w:ascii="Consolas" w:hAnsi="Consolas" w:eastAsia="Consolas"/>
-          <w:b w:val="0"/>
-          <w:i w:val="0"/>
-          <w:sz w:val="20"/>
-        </w:rPr>
-        <w:t>run_id</w:t>
-      </w:r>
-      <w:r>
-        <w:rPr>
-          <w:rFonts w:ascii="Times New Roman" w:hAnsi="Times New Roman" w:eastAsia="Times New Roman"/>
-          <w:b w:val="0"/>
-          <w:i w:val="0"/>
-          <w:sz w:val="20"/>
-        </w:rPr>
-        <w:t xml:space="preserve"> across successive writes and stamped </w:t>
-      </w:r>
-      <w:r>
-        <w:rPr>
-          <w:rFonts w:ascii="Consolas" w:hAnsi="Consolas" w:eastAsia="Consolas"/>
-          <w:b w:val="0"/>
-          <w:i w:val="0"/>
-          <w:sz w:val="20"/>
-        </w:rPr>
-        <w:t>written_at</w:t>
-      </w:r>
-      <w:r>
-        <w:rPr>
-          <w:rFonts w:ascii="Times New Roman" w:hAnsi="Times New Roman" w:eastAsia="Times New Roman"/>
-          <w:b w:val="0"/>
-          <w:i w:val="0"/>
-          <w:sz w:val="20"/>
-        </w:rPr>
-        <w:t xml:space="preserve"> at the first write, so two materially different versions of </w:t>
-      </w:r>
-      <w:r>
-        <w:rPr>
-          <w:rFonts w:ascii="Consolas" w:hAnsi="Consolas" w:eastAsia="Consolas"/>
-          <w:b w:val="0"/>
-          <w:i w:val="0"/>
-          <w:sz w:val="20"/>
-        </w:rPr>
-        <w:t>covariate_search.json</w:t>
-      </w:r>
-      <w:r>
-        <w:rPr>
-          <w:rFonts w:ascii="Times New Roman" w:hAnsi="Times New Roman" w:eastAsia="Times New Roman"/>
-          <w:b w:val="0"/>
-          <w:i w:val="0"/>
-          <w:sz w:val="20"/>
-        </w:rPr>
-        <w:t xml:space="preserve"> once carried an identical stamp. The cause was a stamping helper that spread its payload </w:t>
-      </w:r>
-      <w:r>
-        <w:rPr>
-          <w:rFonts w:ascii="Times New Roman" w:hAnsi="Times New Roman" w:eastAsia="Times New Roman"/>
-          <w:b w:val="0"/>
-          <w:i/>
-          <w:sz w:val="20"/>
-        </w:rPr>
-        <w:t>after</w:t>
-      </w:r>
-      <w:r>
-        <w:rPr>
-          <w:rFonts w:ascii="Times New Roman" w:hAnsi="Times New Roman" w:eastAsia="Times New Roman"/>
-          <w:b w:val="0"/>
-          <w:i w:val="0"/>
-          <w:sz w:val="20"/>
-        </w:rPr>
-        <w:t xml:space="preserve"> the stamp keys, so an emitter resuming from its own artefact inherited the previous run's identity; it is fixed, but every figure in this paper was read with a payload field checked rather than the stamp trusted. (iv) A retired artefact, </w:t>
-      </w:r>
-      <w:r>
-        <w:rPr>
-          <w:rFonts w:ascii="Consolas" w:hAnsi="Consolas" w:eastAsia="Consolas"/>
-          <w:b w:val="0"/>
-          <w:i w:val="0"/>
-          <w:sz w:val="20"/>
-        </w:rPr>
-        <w:t>lift_by_market_size.json</w:t>
-      </w:r>
-      <w:r>
-        <w:rPr>
-          <w:rFonts w:ascii="Times New Roman" w:hAnsi="Times New Roman" w:eastAsia="Times New Roman"/>
-          <w:b w:val="0"/>
-          <w:i w:val="0"/>
-          <w:sz w:val="20"/>
-        </w:rPr>
-        <w:t>, has no emitter in the tree and an internally contradictory summary field; none of its figures appear in this paper. (v) One pipeline figure in circulation — “13 genuinely new sites” from a labelling programme — is counted by hand, has moved once, and is not reproducible from any artefact; it does not appear in our results.</w:t>
-      </w:r>
-    </w:p>
-    <w:p>
-      <w:pPr>
-        <w:keepNext/>
-        <w:spacing w:after="60" w:before="160" w:line="240" w:lineRule="auto"/>
-      </w:pPr>
-      <w:r>
-        <w:rPr>
-          <w:rFonts w:ascii="Times New Roman" w:hAnsi="Times New Roman" w:eastAsia="Times New Roman"/>
-          <w:b w:val="0"/>
-          <w:i/>
-          <w:sz w:val="20"/>
-        </w:rPr>
-        <w:t>K. A prior self-audit finding, disclosed</w:t>
+          <w:b/>
+          <w:i w:val="0"/>
+          <w:sz w:val="20"/>
+        </w:rPr>
+        <w:t>What it cost.</w:t>
+      </w:r>
+      <w:r>
+        <w:rPr>
+          <w:rFonts w:ascii="Times New Roman" w:hAnsi="Times New Roman" w:eastAsia="Times New Roman"/>
+          <w:b w:val="0"/>
+          <w:i w:val="0"/>
+          <w:sz w:val="20"/>
+        </w:rPr>
+        <w:t xml:space="preserve"> The median rises 5.2%, 1.0830 to 1.1389, and median line haul rises from 4.02 to 9.09 miles (Table V). </w:t>
+      </w:r>
+      <w:r>
+        <w:rPr>
+          <w:rFonts w:ascii="Times New Roman" w:hAnsi="Times New Roman" w:eastAsia="Times New Roman"/>
+          <w:b/>
+          <w:i w:val="0"/>
+          <w:sz w:val="20"/>
+        </w:rPr>
+        <w:t>Real siting is less cost-optimal than a p-median solve, and 5.2% is how much less on this network</w:t>
+      </w:r>
+      <w:r>
+        <w:rPr>
+          <w:rFonts w:ascii="Times New Roman" w:hAnsi="Times New Roman" w:eastAsia="Times New Roman"/>
+          <w:b w:val="0"/>
+          <w:i w:val="0"/>
+          <w:sz w:val="20"/>
+        </w:rPr>
+        <w:t xml:space="preserve"> — a finding in its own right, since the p-median is by construction the distance-minimising placement and therefore a lower bound. Part of the doubling is also composition: the costed universe moves from ten dense metros to 57.8% of US households, and the added ring is sparser.</w:t>
       </w:r>
     </w:p>
     <w:p>
@@ -8281,6 +9261,682 @@
       <w:r>
         <w:rPr>
           <w:rFonts w:ascii="Times New Roman" w:hAnsi="Times New Roman" w:eastAsia="Times New Roman"/>
+          <w:b/>
+          <w:i w:val="0"/>
+          <w:sz w:val="20"/>
+        </w:rPr>
+        <w:t>What it did not fix.</w:t>
+      </w:r>
+      <w:r>
+        <w:rPr>
+          <w:rFonts w:ascii="Times New Roman" w:hAnsi="Times New Roman" w:eastAsia="Times New Roman"/>
+          <w:b w:val="0"/>
+          <w:i w:val="0"/>
+          <w:sz w:val="20"/>
+        </w:rPr>
+        <w:t xml:space="preserve"> Three things are now the binding coverage limitations and are stated with the headline throughout: 20 of the 501 stations contribute no costed ZCTA; 316 ZCTAs (0.83% of catchment households) are dropped for carrying no OEWS driver wage, with </w:t>
+      </w:r>
+      <w:r>
+        <w:rPr>
+          <w:rFonts w:ascii="Times New Roman" w:hAnsi="Times New Roman" w:eastAsia="Times New Roman"/>
+          <w:b/>
+          <w:i w:val="0"/>
+          <w:sz w:val="20"/>
+        </w:rPr>
+        <w:t>nothing imputed</w:t>
+      </w:r>
+      <w:r>
+        <w:rPr>
+          <w:rFonts w:ascii="Times New Roman" w:hAnsi="Times New Roman" w:eastAsia="Times New Roman"/>
+          <w:b w:val="0"/>
+          <w:i w:val="0"/>
+          <w:sz w:val="20"/>
+        </w:rPr>
+        <w:t>; and 8 of the 501 are announced rather than open. All 501 are Amazon delivery stations, so “the operator's network” remains one operator and one class. A further 192 of the 693 panel rows are excluded because their only coordinate is a ZCTA centroid, and a centroid depot would drive its own ZCTA's line haul to zero — the exclusion is necessary, and it also means the depot layer is the geocodable 72% of the panel rather than the panel.</w:t>
+      </w:r>
+    </w:p>
+    <w:p>
+      <w:pPr>
+        <w:keepNext/>
+        <w:spacing w:after="60" w:before="160" w:line="240" w:lineRule="auto"/>
+      </w:pPr>
+      <w:r>
+        <w:rPr>
+          <w:rFonts w:ascii="Times New Roman" w:hAnsi="Times New Roman" w:eastAsia="Times New Roman"/>
+          <w:b w:val="0"/>
+          <w:i/>
+          <w:sz w:val="20"/>
+        </w:rPr>
+        <w:t>G. The composition shift moves which unsourced parameter matters</w:t>
+      </w:r>
+    </w:p>
+    <w:p>
+      <w:pPr>
+        <w:spacing w:after="0" w:before="0" w:line="240" w:lineRule="auto"/>
+        <w:ind w:firstLine="288"/>
+        <w:jc w:val="both"/>
+      </w:pPr>
+      <w:r>
+        <w:rPr>
+          <w:rFonts w:ascii="Times New Roman" w:hAnsi="Times New Roman" w:eastAsia="Times New Roman"/>
+          <w:b w:val="0"/>
+          <w:i w:val="0"/>
+          <w:sz w:val="20"/>
+        </w:rPr>
+        <w:t xml:space="preserve">With a solved network the bill was 66.96% service time and 10.1% driving plus fuel, and the defensible summary was that labour carries the headline while the routing mathematics is decoration. On the observed network driving plus fuel is </w:t>
+      </w:r>
+      <w:r>
+        <w:rPr>
+          <w:rFonts w:ascii="Times New Roman" w:hAnsi="Times New Roman" w:eastAsia="Times New Roman"/>
+          <w:b/>
+          <w:i w:val="0"/>
+          <w:sz w:val="20"/>
+        </w:rPr>
+        <w:t>18.6%</w:t>
+      </w:r>
+      <w:r>
+        <w:rPr>
+          <w:rFonts w:ascii="Times New Roman" w:hAnsi="Times New Roman" w:eastAsia="Times New Roman"/>
+          <w:b w:val="0"/>
+          <w:i w:val="0"/>
+          <w:sz w:val="20"/>
+        </w:rPr>
+        <w:t xml:space="preserve">. Service time still dominates at 59.75%, but the sensitivity of the headline has moved toward </w:t>
+      </w:r>
+      <w:r>
+        <w:rPr>
+          <w:rFonts w:ascii="Consolas" w:hAnsi="Consolas" w:eastAsia="Consolas"/>
+          <w:b w:val="0"/>
+          <w:i w:val="0"/>
+          <w:sz w:val="20"/>
+        </w:rPr>
+        <w:t>avg_speed_mph</w:t>
+      </w:r>
+      <w:r>
+        <w:rPr>
+          <w:rFonts w:ascii="Times New Roman" w:hAnsi="Times New Roman" w:eastAsia="Times New Roman"/>
+          <w:b w:val="0"/>
+          <w:i w:val="0"/>
+          <w:sz w:val="20"/>
+        </w:rPr>
+        <w:t xml:space="preserve"> (22), </w:t>
+      </w:r>
+      <w:r>
+        <w:rPr>
+          <w:rFonts w:ascii="Consolas" w:hAnsi="Consolas" w:eastAsia="Consolas"/>
+          <w:b w:val="0"/>
+          <w:i w:val="0"/>
+          <w:sz w:val="20"/>
+        </w:rPr>
+        <w:t>circuity</w:t>
+      </w:r>
+      <w:r>
+        <w:rPr>
+          <w:rFonts w:ascii="Times New Roman" w:hAnsi="Times New Roman" w:eastAsia="Times New Roman"/>
+          <w:b w:val="0"/>
+          <w:i w:val="0"/>
+          <w:sz w:val="20"/>
+        </w:rPr>
+        <w:t xml:space="preserve"> (1.3) and </w:t>
+      </w:r>
+      <w:r>
+        <w:rPr>
+          <w:rFonts w:ascii="Consolas" w:hAnsi="Consolas" w:eastAsia="Consolas"/>
+          <w:b w:val="0"/>
+          <w:i w:val="0"/>
+          <w:sz w:val="20"/>
+        </w:rPr>
+        <w:t>van_mpg</w:t>
+      </w:r>
+      <w:r>
+        <w:rPr>
+          <w:rFonts w:ascii="Times New Roman" w:hAnsi="Times New Roman" w:eastAsia="Times New Roman"/>
+          <w:b w:val="0"/>
+          <w:i w:val="0"/>
+          <w:sz w:val="20"/>
+        </w:rPr>
+        <w:t xml:space="preserve"> (14), none of which is externally sourced, and the scenario span widens accordingly: the congested arm now costs +7.7% where it cost +4.4%. Any reader carrying forward the older summary will under-weight exactly the parameters this model is now most exposed to.</w:t>
+      </w:r>
+    </w:p>
+    <w:p>
+      <w:pPr>
+        <w:keepNext/>
+        <w:spacing w:after="60" w:before="160" w:line="240" w:lineRule="auto"/>
+      </w:pPr>
+      <w:r>
+        <w:rPr>
+          <w:rFonts w:ascii="Times New Roman" w:hAnsi="Times New Roman" w:eastAsia="Times New Roman"/>
+          <w:b w:val="0"/>
+          <w:i/>
+          <w:sz w:val="20"/>
+        </w:rPr>
+        <w:t>H. A test that stopped being identified when the model improved</w:t>
+      </w:r>
+    </w:p>
+    <w:p>
+      <w:pPr>
+        <w:spacing w:after="0" w:before="0" w:line="240" w:lineRule="auto"/>
+        <w:ind w:firstLine="288"/>
+        <w:jc w:val="both"/>
+      </w:pPr>
+      <w:r>
+        <w:rPr>
+          <w:rFonts w:ascii="Times New Roman" w:hAnsi="Times New Roman" w:eastAsia="Times New Roman"/>
+          <w:b w:val="0"/>
+          <w:i w:val="0"/>
+          <w:sz w:val="20"/>
+        </w:rPr>
+        <w:t xml:space="preserve">We previously reported that zero of 43 facilities sat in the cheapest decile of their own metro. </w:t>
+      </w:r>
+      <w:r>
+        <w:rPr>
+          <w:rFonts w:ascii="Times New Roman" w:hAnsi="Times New Roman" w:eastAsia="Times New Roman"/>
+          <w:b/>
+          <w:i w:val="0"/>
+          <w:sz w:val="20"/>
+        </w:rPr>
+        <w:t>We withdraw the statistic.</w:t>
+      </w:r>
+      <w:r>
+        <w:rPr>
+          <w:rFonts w:ascii="Times New Roman" w:hAnsi="Times New Roman" w:eastAsia="Times New Roman"/>
+          <w:b w:val="0"/>
+          <w:i w:val="0"/>
+          <w:sz w:val="20"/>
+        </w:rPr>
+        <w:t xml:space="preserve"> The reason is structural rather than arithmetic and is worth stating as a threat because the failure mode is general: the test was identified only while the depot layer was </w:t>
+      </w:r>
+      <w:r>
+        <w:rPr>
+          <w:rFonts w:ascii="Times New Roman" w:hAnsi="Times New Roman" w:eastAsia="Times New Roman"/>
+          <w:b w:val="0"/>
+          <w:i/>
+          <w:sz w:val="20"/>
+        </w:rPr>
+        <w:t>wrong</w:t>
+      </w:r>
+      <w:r>
+        <w:rPr>
+          <w:rFonts w:ascii="Times New Roman" w:hAnsi="Times New Roman" w:eastAsia="Times New Roman"/>
+          <w:b w:val="0"/>
+          <w:i w:val="0"/>
+          <w:sz w:val="20"/>
+        </w:rPr>
+        <w:t xml:space="preserve">. Once depots are the facilities, a ZCTA holding a station has a line haul of about zero because the station is inside it, and drive plus distance is 18.6% of the bill, so the cost model makes every facility's own ZCTA cheap by construction. On the published frame the test inverts to 275 of 476 (57.8%) in the cheapest decile, which measures the circularity and nothing else. A leave-one-out counterfactual — re-pricing every ZCTA against the nearest station outside it — gives 6.9% on the 501 stations and 16.3% on the original 43, straddling the 10% chance rate in </w:t>
+      </w:r>
+      <w:r>
+        <w:rPr>
+          <w:rFonts w:ascii="Times New Roman" w:hAnsi="Times New Roman" w:eastAsia="Times New Roman"/>
+          <w:b w:val="0"/>
+          <w:i/>
+          <w:sz w:val="20"/>
+        </w:rPr>
+        <w:t>opposite directions</w:t>
+      </w:r>
+      <w:r>
+        <w:rPr>
+          <w:rFonts w:ascii="Times New Roman" w:hAnsi="Times New Roman" w:eastAsia="Times New Roman"/>
+          <w:b w:val="0"/>
+          <w:i w:val="0"/>
+          <w:sz w:val="20"/>
+        </w:rPr>
+        <w:t xml:space="preserve"> on the same frame under the same mask. We report both arms rather than the convenient one. The claim the statistic was recruited to support, that feasibility binds before economics, is argued in Section V-D from the 1/√(δ) form of the cost function and from the fact that a raw warehouse count is the only covariate that predicts siting; it does not rest on a decile count.</w:t>
+      </w:r>
+    </w:p>
+    <w:p>
+      <w:pPr>
+        <w:keepNext/>
+        <w:spacing w:after="60" w:before="160" w:line="240" w:lineRule="auto"/>
+      </w:pPr>
+      <w:r>
+        <w:rPr>
+          <w:rFonts w:ascii="Times New Roman" w:hAnsi="Times New Roman" w:eastAsia="Times New Roman"/>
+          <w:b w:val="0"/>
+          <w:i/>
+          <w:sz w:val="20"/>
+        </w:rPr>
+        <w:t>I. The cost model's central constant is undefended</w:t>
+      </w:r>
+    </w:p>
+    <w:p>
+      <w:pPr>
+        <w:spacing w:after="0" w:before="0" w:line="240" w:lineRule="auto"/>
+        <w:ind w:firstLine="288"/>
+        <w:jc w:val="both"/>
+      </w:pPr>
+      <w:r>
+        <w:rPr>
+          <w:rFonts w:ascii="Times New Roman" w:hAnsi="Times New Roman" w:eastAsia="Times New Roman"/>
+          <w:b w:val="0"/>
+          <w:i w:val="0"/>
+          <w:sz w:val="20"/>
+        </w:rPr>
+        <w:t xml:space="preserve">The local-travel coefficient is set to k=0.57. Of the four sources our code offered for it, one is a different author's paper about a different quantity [5], one is real but unread [3], and two state a value 31–34% higher [6, 7]. Our own docstring derives the term from the Beardwood–Halton–Hammersley setting, in which the constant is a property of the </w:t>
+      </w:r>
+      <w:r>
+        <w:rPr>
+          <w:rFonts w:ascii="Times New Roman" w:hAnsi="Times New Roman" w:eastAsia="Times New Roman"/>
+          <w:b w:val="0"/>
+          <w:i/>
+          <w:sz w:val="20"/>
+        </w:rPr>
+        <w:t>optimum</w:t>
+      </w:r>
+      <w:r>
+        <w:rPr>
+          <w:rFonts w:ascii="Times New Roman" w:hAnsi="Times New Roman" w:eastAsia="Times New Roman"/>
+          <w:b w:val="0"/>
+          <w:i w:val="0"/>
+          <w:sz w:val="20"/>
+        </w:rPr>
+        <w:t xml:space="preserve"> tour and therefore a lower limit — so 0.57 is not admissible under the derivation as printed. If 0.57 is right it is right as a decomposed local-term coefficient, a different object, and we have not reconciled the two. We report this rather than repair it silently because the magnitude makes it invisible downstream: substituting Larson and Odoni's 0.765 moves the median by +1.20%, and deleting the local term entirely moves it by -3.91% while keeping 88 of the cheapest 100 ZCTAs in the cheapest 100. That is precisely the class of error that survives review, and the honest headline is that the cost model's </w:t>
+      </w:r>
+      <w:r>
+        <w:rPr>
+          <w:rFonts w:ascii="Times New Roman" w:hAnsi="Times New Roman" w:eastAsia="Times New Roman"/>
+          <w:b w:val="0"/>
+          <w:i/>
+          <w:sz w:val="20"/>
+        </w:rPr>
+        <w:t>ranking</w:t>
+      </w:r>
+      <w:r>
+        <w:rPr>
+          <w:rFonts w:ascii="Times New Roman" w:hAnsi="Times New Roman" w:eastAsia="Times New Roman"/>
+          <w:b w:val="0"/>
+          <w:i w:val="0"/>
+          <w:sz w:val="20"/>
+        </w:rPr>
+        <w:t xml:space="preserve"> is robust to the constant while its </w:t>
+      </w:r>
+      <w:r>
+        <w:rPr>
+          <w:rFonts w:ascii="Times New Roman" w:hAnsi="Times New Roman" w:eastAsia="Times New Roman"/>
+          <w:b w:val="0"/>
+          <w:i/>
+          <w:sz w:val="20"/>
+        </w:rPr>
+        <w:t>defence</w:t>
+      </w:r>
+      <w:r>
+        <w:rPr>
+          <w:rFonts w:ascii="Times New Roman" w:hAnsi="Times New Roman" w:eastAsia="Times New Roman"/>
+          <w:b w:val="0"/>
+          <w:i w:val="0"/>
+          <w:sz w:val="20"/>
+        </w:rPr>
+        <w:t xml:space="preserve"> is not.</w:t>
+      </w:r>
+    </w:p>
+    <w:p>
+      <w:pPr>
+        <w:keepNext/>
+        <w:spacing w:after="60" w:before="160" w:line="240" w:lineRule="auto"/>
+      </w:pPr>
+      <w:r>
+        <w:rPr>
+          <w:rFonts w:ascii="Times New Roman" w:hAnsi="Times New Roman" w:eastAsia="Times New Roman"/>
+          <w:b w:val="0"/>
+          <w:i/>
+          <w:sz w:val="20"/>
+        </w:rPr>
+        <w:t>J. The cost model cannot be validated against realised costs</w:t>
+      </w:r>
+    </w:p>
+    <w:p>
+      <w:pPr>
+        <w:spacing w:after="0" w:before="0" w:line="240" w:lineRule="auto"/>
+        <w:ind w:firstLine="288"/>
+        <w:jc w:val="both"/>
+      </w:pPr>
+      <w:r>
+        <w:rPr>
+          <w:rFonts w:ascii="Times New Roman" w:hAnsi="Times New Roman" w:eastAsia="Times New Roman"/>
+          <w:b w:val="0"/>
+          <w:i w:val="0"/>
+          <w:sz w:val="20"/>
+        </w:rPr>
+        <w:t xml:space="preserve">Nobody publishes what it actually costs this operator to deliver a parcel, so no external validation is possible. What we can say is bounded and we say only that: the structure is a published method, five parameter scenarios span -17.2% to +7.7% on the median, the decomposition is internally recomputable from the stored table, and eight of the model's parameters have no external source at all. The depot layer is now observed, which removes one unvalidated input, but observing where the buildings are says nothing about what the operator pays to run them. A Monte Carlo over parameter ranges is </w:t>
+      </w:r>
+      <w:r>
+        <w:rPr>
+          <w:rFonts w:ascii="Times New Roman" w:hAnsi="Times New Roman" w:eastAsia="Times New Roman"/>
+          <w:b w:val="0"/>
+          <w:i/>
+          <w:sz w:val="20"/>
+        </w:rPr>
+        <w:t>not</w:t>
+      </w:r>
+      <w:r>
+        <w:rPr>
+          <w:rFonts w:ascii="Times New Roman" w:hAnsi="Times New Roman" w:eastAsia="Times New Roman"/>
+          <w:b w:val="0"/>
+          <w:i w:val="0"/>
+          <w:sz w:val="20"/>
+        </w:rPr>
+        <w:t xml:space="preserve"> a confidence interval — every range is ours — and one parameter was never sampled at all, so every band it reports is a floor.</w:t>
+      </w:r>
+    </w:p>
+    <w:p>
+      <w:pPr>
+        <w:keepNext/>
+        <w:spacing w:after="60" w:before="160" w:line="240" w:lineRule="auto"/>
+      </w:pPr>
+      <w:r>
+        <w:rPr>
+          <w:rFonts w:ascii="Times New Roman" w:hAnsi="Times New Roman" w:eastAsia="Times New Roman"/>
+          <w:b w:val="0"/>
+          <w:i/>
+          <w:sz w:val="20"/>
+        </w:rPr>
+        <w:t>K. Validity conditions of the continuous approximation</w:t>
+      </w:r>
+    </w:p>
+    <w:p>
+      <w:pPr>
+        <w:spacing w:after="0" w:before="0" w:line="240" w:lineRule="auto"/>
+        <w:ind w:firstLine="288"/>
+        <w:jc w:val="both"/>
+      </w:pPr>
+      <w:r>
+        <w:rPr>
+          <w:rFonts w:ascii="Times New Roman" w:hAnsi="Times New Roman" w:eastAsia="Times New Roman"/>
+          <w:b w:val="0"/>
+          <w:i w:val="0"/>
+          <w:sz w:val="20"/>
+        </w:rPr>
+        <w:t xml:space="preserve">We apply one constant to all 8,037 ZCTAs as though each were a compact convex routing district. They are not: ZCTAs approximate postal delivery routes, which are by construction long thin things. Daganzo's own abstract states that zone </w:t>
+      </w:r>
+      <w:r>
+        <w:rPr>
+          <w:rFonts w:ascii="Times New Roman" w:hAnsi="Times New Roman" w:eastAsia="Times New Roman"/>
+          <w:b w:val="0"/>
+          <w:i/>
+          <w:sz w:val="20"/>
+        </w:rPr>
+        <w:t>shape</w:t>
+      </w:r>
+      <w:r>
+        <w:rPr>
+          <w:rFonts w:ascii="Times New Roman" w:hAnsi="Times New Roman" w:eastAsia="Times New Roman"/>
+          <w:b w:val="0"/>
+          <w:i w:val="0"/>
+          <w:sz w:val="20"/>
+        </w:rPr>
+        <w:t xml:space="preserve"> is his contribution and that ignoring it during clustering can significantly increase travel distances; our repository holds no shape or compactness measure at all. Separately, </w:t>
+      </w:r>
+      <w:r>
+        <w:rPr>
+          <w:rFonts w:ascii="Times New Roman" w:hAnsi="Times New Roman" w:eastAsia="Times New Roman"/>
+          <w:b/>
+          <w:i w:val="0"/>
+          <w:sz w:val="20"/>
+        </w:rPr>
+        <w:t>496 of 8,037 ZCTAs (6.17%)</w:t>
+      </w:r>
+      <w:r>
+        <w:rPr>
+          <w:rFonts w:ascii="Times New Roman" w:hAnsi="Times New Roman" w:eastAsia="Times New Roman"/>
+          <w:b w:val="0"/>
+          <w:i w:val="0"/>
+          <w:sz w:val="20"/>
+        </w:rPr>
+        <w:t xml:space="preserve"> generate fewer than the 120 stops a tour assumes, so the vehicle's working area exceeds the zone whose density is being charged, and </w:t>
+      </w:r>
+      <w:r>
+        <w:rPr>
+          <w:rFonts w:ascii="Times New Roman" w:hAnsi="Times New Roman" w:eastAsia="Times New Roman"/>
+          <w:b/>
+          <w:i w:val="0"/>
+          <w:sz w:val="20"/>
+        </w:rPr>
+        <w:t>136 (1.69%)</w:t>
+      </w:r>
+      <w:r>
+        <w:rPr>
+          <w:rFonts w:ascii="Times New Roman" w:hAnsi="Times New Roman" w:eastAsia="Times New Roman"/>
+          <w:b w:val="0"/>
+          <w:i w:val="0"/>
+          <w:sz w:val="20"/>
+        </w:rPr>
+        <w:t xml:space="preserve"> fall below the n ≥ 15 that Larson and Odoni call adequate. Those ZCTAs carry 0.077% and 0.0035% of catchment households respectively and are already reported as the expensive tail, so the effect on the headline is small. </w:t>
+      </w:r>
+      <w:r>
+        <w:rPr>
+          <w:rFonts w:ascii="Times New Roman" w:hAnsi="Times New Roman" w:eastAsia="Times New Roman"/>
+          <w:b/>
+          <w:i w:val="0"/>
+          <w:sz w:val="20"/>
+        </w:rPr>
+        <w:t>Both fractions rose</w:t>
+      </w:r>
+      <w:r>
+        <w:rPr>
+          <w:rFonts w:ascii="Times New Roman" w:hAnsi="Times New Roman" w:eastAsia="Times New Roman"/>
+          <w:b w:val="0"/>
+          <w:i w:val="0"/>
+          <w:sz w:val="20"/>
+        </w:rPr>
+        <w:t xml:space="preserve"> when the depot layer became real — they were 5.40% and 1.24% on the ten-metro pilot — because the 15-mile station catchment is </w:t>
+      </w:r>
+      <w:r>
+        <w:rPr>
+          <w:rFonts w:ascii="Times New Roman" w:hAnsi="Times New Roman" w:eastAsia="Times New Roman"/>
+          <w:b w:val="0"/>
+          <w:i/>
+          <w:sz w:val="20"/>
+        </w:rPr>
+        <w:t>sparser</w:t>
+      </w:r>
+      <w:r>
+        <w:rPr>
+          <w:rFonts w:ascii="Times New Roman" w:hAnsi="Times New Roman" w:eastAsia="Times New Roman"/>
+          <w:b w:val="0"/>
+          <w:i w:val="0"/>
+          <w:sz w:val="20"/>
+        </w:rPr>
+        <w:t xml:space="preserve"> than the pilot it replaces, 350 against 475 stops/sq. mi. An earlier draft of this paper asserted the opposite, that the catchment was denser at 742 against 475; that comparison put households per square mile against stops per square mile and is withdrawn. No catchment radius we swept is both denser than the pilot and covers a majority of US households, so the radius is a coverage/regime trade and is defended as one.</w:t>
+      </w:r>
+    </w:p>
+    <w:p>
+      <w:pPr>
+        <w:keepNext/>
+        <w:spacing w:after="60" w:before="160" w:line="240" w:lineRule="auto"/>
+      </w:pPr>
+      <w:r>
+        <w:rPr>
+          <w:rFonts w:ascii="Times New Roman" w:hAnsi="Times New Roman" w:eastAsia="Times New Roman"/>
+          <w:b w:val="0"/>
+          <w:i/>
+          <w:sz w:val="20"/>
+        </w:rPr>
+        <w:t>L. Engineering caveats that bear on the numbers</w:t>
+      </w:r>
+    </w:p>
+    <w:p>
+      <w:pPr>
+        <w:spacing w:after="0" w:before="0" w:line="240" w:lineRule="auto"/>
+        <w:ind w:firstLine="288"/>
+        <w:jc w:val="both"/>
+      </w:pPr>
+      <w:r>
+        <w:rPr>
+          <w:rFonts w:ascii="Times New Roman" w:hAnsi="Times New Roman" w:eastAsia="Times New Roman"/>
+          <w:b w:val="0"/>
+          <w:i w:val="0"/>
+          <w:sz w:val="20"/>
+        </w:rPr>
+        <w:t xml:space="preserve">Stated because they are measured and because omitting them would misrepresent the artefacts. (i) 75 of 138 source modules are unreachable from any test by an AST import-graph traversal seeded from every test file — and </w:t>
+      </w:r>
+      <w:r>
+        <w:rPr>
+          <w:rFonts w:ascii="Times New Roman" w:hAnsi="Times New Roman" w:eastAsia="Times New Roman"/>
+          <w:b w:val="0"/>
+          <w:i/>
+          <w:sz w:val="20"/>
+        </w:rPr>
+        <w:t>every</w:t>
+      </w:r>
+      <w:r>
+        <w:rPr>
+          <w:rFonts w:ascii="Times New Roman" w:hAnsi="Times New Roman" w:eastAsia="Times New Roman"/>
+          <w:b w:val="0"/>
+          <w:i w:val="0"/>
+          <w:sz w:val="20"/>
+        </w:rPr>
+        <w:t xml:space="preserve"> artefact quoted in our results section is written by a module in that list. “661 tests pass” and “the headline artefacts have no test importing their emitter” are both true and must be quoted together. (ii) The 693-row facility panel and its geocoding side file spent most of this project's life excluded from version control by an over-broad ignore rule, existing on a single disk. They are no longer excluded, and they are carried by the published export alongside the two derived tables that let the headline results be reproduced from a clone with no network access and no API keys — but at the time of writing they were still </w:t>
+      </w:r>
+      <w:r>
+        <w:rPr>
+          <w:rFonts w:ascii="Times New Roman" w:hAnsi="Times New Roman" w:eastAsia="Times New Roman"/>
+          <w:b w:val="0"/>
+          <w:i/>
+          <w:sz w:val="20"/>
+        </w:rPr>
+        <w:t>untracked</w:t>
+      </w:r>
+      <w:r>
+        <w:rPr>
+          <w:rFonts w:ascii="Times New Roman" w:hAnsi="Times New Roman" w:eastAsia="Times New Roman"/>
+          <w:b w:val="0"/>
+          <w:i w:val="0"/>
+          <w:sz w:val="20"/>
+        </w:rPr>
+        <w:t xml:space="preserve"> in the working repository rather than committed, which is a weaker statement and the one the evidence supports. An earlier draft of this paragraph claimed they were committed; </w:t>
+      </w:r>
+      <w:r>
+        <w:rPr>
+          <w:rFonts w:ascii="Consolas" w:hAnsi="Consolas" w:eastAsia="Consolas"/>
+          <w:b w:val="0"/>
+          <w:i w:val="0"/>
+          <w:sz w:val="20"/>
+        </w:rPr>
+        <w:t>git ls-files</w:t>
+      </w:r>
+      <w:r>
+        <w:rPr>
+          <w:rFonts w:ascii="Times New Roman" w:hAnsi="Times New Roman" w:eastAsia="Times New Roman"/>
+          <w:b w:val="0"/>
+          <w:i w:val="0"/>
+          <w:sz w:val="20"/>
+        </w:rPr>
+        <w:t xml:space="preserve"> disagreed, and the claim was corrected rather than the check ignored. (iii) One artefact emitter reused a single </w:t>
+      </w:r>
+      <w:r>
+        <w:rPr>
+          <w:rFonts w:ascii="Consolas" w:hAnsi="Consolas" w:eastAsia="Consolas"/>
+          <w:b w:val="0"/>
+          <w:i w:val="0"/>
+          <w:sz w:val="20"/>
+        </w:rPr>
+        <w:t>run_id</w:t>
+      </w:r>
+      <w:r>
+        <w:rPr>
+          <w:rFonts w:ascii="Times New Roman" w:hAnsi="Times New Roman" w:eastAsia="Times New Roman"/>
+          <w:b w:val="0"/>
+          <w:i w:val="0"/>
+          <w:sz w:val="20"/>
+        </w:rPr>
+        <w:t xml:space="preserve"> across successive writes and stamped </w:t>
+      </w:r>
+      <w:r>
+        <w:rPr>
+          <w:rFonts w:ascii="Consolas" w:hAnsi="Consolas" w:eastAsia="Consolas"/>
+          <w:b w:val="0"/>
+          <w:i w:val="0"/>
+          <w:sz w:val="20"/>
+        </w:rPr>
+        <w:t>written_at</w:t>
+      </w:r>
+      <w:r>
+        <w:rPr>
+          <w:rFonts w:ascii="Times New Roman" w:hAnsi="Times New Roman" w:eastAsia="Times New Roman"/>
+          <w:b w:val="0"/>
+          <w:i w:val="0"/>
+          <w:sz w:val="20"/>
+        </w:rPr>
+        <w:t xml:space="preserve"> at the first write, so two materially different versions of </w:t>
+      </w:r>
+      <w:r>
+        <w:rPr>
+          <w:rFonts w:ascii="Consolas" w:hAnsi="Consolas" w:eastAsia="Consolas"/>
+          <w:b w:val="0"/>
+          <w:i w:val="0"/>
+          <w:sz w:val="20"/>
+        </w:rPr>
+        <w:t>covariate_search.json</w:t>
+      </w:r>
+      <w:r>
+        <w:rPr>
+          <w:rFonts w:ascii="Times New Roman" w:hAnsi="Times New Roman" w:eastAsia="Times New Roman"/>
+          <w:b w:val="0"/>
+          <w:i w:val="0"/>
+          <w:sz w:val="20"/>
+        </w:rPr>
+        <w:t xml:space="preserve"> once carried an identical stamp. The cause was a stamping helper that spread its payload </w:t>
+      </w:r>
+      <w:r>
+        <w:rPr>
+          <w:rFonts w:ascii="Times New Roman" w:hAnsi="Times New Roman" w:eastAsia="Times New Roman"/>
+          <w:b w:val="0"/>
+          <w:i/>
+          <w:sz w:val="20"/>
+        </w:rPr>
+        <w:t>after</w:t>
+      </w:r>
+      <w:r>
+        <w:rPr>
+          <w:rFonts w:ascii="Times New Roman" w:hAnsi="Times New Roman" w:eastAsia="Times New Roman"/>
+          <w:b w:val="0"/>
+          <w:i w:val="0"/>
+          <w:sz w:val="20"/>
+        </w:rPr>
+        <w:t xml:space="preserve"> the stamp keys, so an emitter resuming from its own artefact inherited the previous run's identity; it is fixed, but every figure in this paper was read with a payload field checked rather than the stamp trusted. (iv) A retired artefact, </w:t>
+      </w:r>
+      <w:r>
+        <w:rPr>
+          <w:rFonts w:ascii="Consolas" w:hAnsi="Consolas" w:eastAsia="Consolas"/>
+          <w:b w:val="0"/>
+          <w:i w:val="0"/>
+          <w:sz w:val="20"/>
+        </w:rPr>
+        <w:t>lift_by_market_size.json</w:t>
+      </w:r>
+      <w:r>
+        <w:rPr>
+          <w:rFonts w:ascii="Times New Roman" w:hAnsi="Times New Roman" w:eastAsia="Times New Roman"/>
+          <w:b w:val="0"/>
+          <w:i w:val="0"/>
+          <w:sz w:val="20"/>
+        </w:rPr>
+        <w:t>, has no emitter in the tree and an internally contradictory summary field; none of its figures appear in this paper. (v) One pipeline figure in circulation — “13 genuinely new sites” from a labelling programme — is counted by hand, has moved once, and is not reproducible from any artefact; it does not appear in our results.</w:t>
+      </w:r>
+    </w:p>
+    <w:p>
+      <w:pPr>
+        <w:keepNext/>
+        <w:spacing w:after="60" w:before="160" w:line="240" w:lineRule="auto"/>
+      </w:pPr>
+      <w:r>
+        <w:rPr>
+          <w:rFonts w:ascii="Times New Roman" w:hAnsi="Times New Roman" w:eastAsia="Times New Roman"/>
+          <w:b w:val="0"/>
+          <w:i/>
+          <w:sz w:val="20"/>
+        </w:rPr>
+        <w:t>M. A prior self-audit finding, disclosed</w:t>
+      </w:r>
+    </w:p>
+    <w:p>
+      <w:pPr>
+        <w:spacing w:after="0" w:before="0" w:line="240" w:lineRule="auto"/>
+        <w:ind w:firstLine="288"/>
+        <w:jc w:val="both"/>
+      </w:pPr>
+      <w:r>
+        <w:rPr>
+          <w:rFonts w:ascii="Times New Roman" w:hAnsi="Times New Roman" w:eastAsia="Times New Roman"/>
           <w:b w:val="0"/>
           <w:i w:val="0"/>
           <w:sz w:val="20"/>
@@ -8368,7 +10024,59 @@
           <w:i w:val="0"/>
           <w:sz w:val="20"/>
         </w:rPr>
-        <w:t>Alongside the nulls sits a cost model that does work — 2,333 ZIP-code areas, a solved 334-depot network, 1.0830 median per parcel, a decomposition that says 67% of the bill is a driver standing at a door — and a finding that reframes the whole exercise: of 43 facilities, zero sit in the cheapest decile of their own metro. The places that are cheapest to serve are the places where a warehouse cannot be built. Feasibility binds before economics, and no amount of public demographic data recovers a constraint that is not published.</w:t>
+        <w:t xml:space="preserve">Alongside the nulls sits a cost model that does work — 8,037 ZIP-code areas covering 57.8% of US households, an </w:t>
+      </w:r>
+      <w:r>
+        <w:rPr>
+          <w:rFonts w:ascii="Times New Roman" w:hAnsi="Times New Roman" w:eastAsia="Times New Roman"/>
+          <w:b w:val="0"/>
+          <w:i/>
+          <w:sz w:val="20"/>
+        </w:rPr>
+        <w:t>observed</w:t>
+      </w:r>
+      <w:r>
+        <w:rPr>
+          <w:rFonts w:ascii="Times New Roman" w:hAnsi="Times New Roman" w:eastAsia="Times New Roman"/>
+          <w:b w:val="0"/>
+          <w:i w:val="0"/>
+          <w:sz w:val="20"/>
+        </w:rPr>
+        <w:t xml:space="preserve"> depot layer of 501 real delivery stations, 1.1389 median per parcel, a decomposition that says 60% of the bill is a driver standing at a door. Deleting the solved depot network in favour of the buildings the operator actually runs is the largest single improvement in this model's realism and it has a price we can state: </w:t>
+      </w:r>
+      <w:r>
+        <w:rPr>
+          <w:rFonts w:ascii="Times New Roman" w:hAnsi="Times New Roman" w:eastAsia="Times New Roman"/>
+          <w:b/>
+          <w:i w:val="0"/>
+          <w:sz w:val="20"/>
+        </w:rPr>
+        <w:t>+5.2% on the median and a doubling of line haul, 4.02 to 9.09 miles</w:t>
+      </w:r>
+      <w:r>
+        <w:rPr>
+          <w:rFonts w:ascii="Times New Roman" w:hAnsi="Times New Roman" w:eastAsia="Times New Roman"/>
+          <w:b w:val="0"/>
+          <w:i w:val="0"/>
+          <w:sz w:val="20"/>
+        </w:rPr>
+        <w:t>. Real siting is less cost-optimal than a p-median solve, and that is the measurement, not the defect.</w:t>
+      </w:r>
+    </w:p>
+    <w:p>
+      <w:pPr>
+        <w:spacing w:after="0" w:before="0" w:line="240" w:lineRule="auto"/>
+        <w:ind w:firstLine="288"/>
+        <w:jc w:val="both"/>
+      </w:pPr>
+      <w:r>
+        <w:rPr>
+          <w:rFonts w:ascii="Times New Roman" w:hAnsi="Times New Roman" w:eastAsia="Times New Roman"/>
+          <w:b w:val="0"/>
+          <w:i w:val="0"/>
+          <w:sz w:val="20"/>
+        </w:rPr>
+        <w:t>It is also the frame for the whole exercise. Cost falls as one over the square root of density, so the places cheapest to serve are the densest, and the densest are the places where a warehouse cannot be built. Feasibility binds before economics, and no amount of public demographic data recovers a constraint that is not published — which is why the one covariate that predicts anything is a count of the warehouses already there.</w:t>
       </w:r>
     </w:p>
     <w:p>
